--- a/rapports/2026-06-06/EQ27/EQ27_enq3_v2/DR_092203050027/17-31-54-90.docx
+++ b/rapports/2026-06-06/EQ27/EQ27_enq3_v2/DR_092203050027/17-31-54-90.docx
@@ -297,7 +297,7 @@
           <w:color w:val="1F6FEB"/>
           <w:sz w:val="22"/>
         </w:rPr>
-        <w:t>⚠ INCOHÉRENCES À CORRIGER (131)</w:t>
+        <w:t>⚠ INCOHÉRENCES À CORRIGER (116)</w:t>
       </w:r>
     </w:p>
     <w:tbl>
@@ -454,7 +454,7 @@
                 <w:color w:val="16A34A"/>
                 <w:sz w:val="16"/>
               </w:rPr>
-              <w:t>s01q39</w:t>
+              <w:t>s01q32, s01q37, s04q23, s01q00b, s01q37_decode, s04q23_decode</w:t>
             </w:r>
           </w:p>
         </w:tc>
@@ -485,7 +485,7 @@
                 <w:i w:val="0"/>
                 <w:sz w:val="17"/>
               </w:rPr>
-              <w:t>Incoherence! LAMINE SANKHARÉ dispose d'un téléphone portable à s01q39, donc la raison évoquée ne peut pas être (ne dispose pas d'appareil).</w:t>
+              <w:t>Incoherence! MODOU SANKHARE a declaré que la catégorie socioprofessionnelle de sa mère est  alors que la mère elle-même declare comme catégorie socioprofessionnelle Travailleur pour compte propre au niveau de la section 4b.</w:t>
             </w:r>
           </w:p>
         </w:tc>
@@ -544,7 +544,7 @@
                 <w:color w:val="16A34A"/>
                 <w:sz w:val="16"/>
               </w:rPr>
-              <w:t>s01q32, s01q37, s04q23, s01q00b, s01q37_decode, s04q23_decode</w:t>
+              <w:t>—</w:t>
             </w:r>
           </w:p>
         </w:tc>
@@ -575,7 +575,7 @@
                 <w:i w:val="0"/>
                 <w:sz w:val="17"/>
               </w:rPr>
-              <w:t>Incoherence! MBAYE SANKHARE a declaré que la catégorie socioprofessionnelle de sa mère est  alors que la mère elle-même declare comme catégorie socioprofessionnelle Travailleur pour compte propre au niveau de la section 4b.</w:t>
+              <w:t>Incoherence! ABY SENGHOR a dit que sa mère a un niveau  alors que la mère elle-même dit qu'elle a un niveau Primaire au niveau de la section 2.</w:t>
             </w:r>
           </w:p>
         </w:tc>
@@ -634,7 +634,7 @@
                 <w:color w:val="16A34A"/>
                 <w:sz w:val="16"/>
               </w:rPr>
-              <w:t>—</w:t>
+              <w:t>s01q32, s01q37, s04q23, s01q00b, s01q37_decode, s04q23_decode</w:t>
             </w:r>
           </w:p>
         </w:tc>
@@ -665,7 +665,7 @@
                 <w:i w:val="0"/>
                 <w:sz w:val="17"/>
               </w:rPr>
-              <w:t>Incoherence! ABY SENGHOR a dit que sa mère a un niveau  alors que la mère elle-même dit qu'elle a un niveau Primaire au niveau de la section 2.</w:t>
+              <w:t>Incoherence! GNIMA SANKHARÉ a declaré que la catégorie socioprofessionnelle de sa mère est  alors que la mère elle-même declare comme catégorie socioprofessionnelle Travailleur pour compte propre au niveau de la section 4b.</w:t>
             </w:r>
           </w:p>
         </w:tc>
@@ -755,7 +755,7 @@
                 <w:i w:val="0"/>
                 <w:sz w:val="17"/>
               </w:rPr>
-              <w:t>Incoherence! GNIMA SANKHARÉ a declaré que la catégorie socioprofessionnelle de sa mère est  alors que la mère elle-même declare comme catégorie socioprofessionnelle Travailleur pour compte propre au niveau de la section 4b.</w:t>
+              <w:t>Incoherence! KALILOU SANKHARE a declaré que la catégorie socioprofessionnelle de sa mère est  alors que la mère elle-même declare comme catégorie socioprofessionnelle Travailleur pour compte propre au niveau de la section 4b.</w:t>
             </w:r>
           </w:p>
         </w:tc>
@@ -845,7 +845,7 @@
                 <w:i w:val="0"/>
                 <w:sz w:val="17"/>
               </w:rPr>
-              <w:t>Incoherence! KALILOU SANKHARE a declaré que la catégorie socioprofessionnelle de sa mère est  alors que la mère elle-même declare comme catégorie socioprofessionnelle Travailleur pour compte propre au niveau de la section 4b.</w:t>
+              <w:t>Incoherence! Khady SANKHARE a declaré que la catégorie socioprofessionnelle de sa mère est  alors que la mère elle-même declare comme catégorie socioprofessionnelle Travailleur pour compte propre au niveau de la section 4b.</w:t>
             </w:r>
           </w:p>
         </w:tc>
@@ -904,7 +904,7 @@
                 <w:color w:val="16A34A"/>
                 <w:sz w:val="16"/>
               </w:rPr>
-              <w:t>s01q32, s01q37, s04q23, s01q00b, s01q37_decode, s04q23_decode</w:t>
+              <w:t>s01q39</w:t>
             </w:r>
           </w:p>
         </w:tc>
@@ -935,7 +935,7 @@
                 <w:i w:val="0"/>
                 <w:sz w:val="17"/>
               </w:rPr>
-              <w:t>Incoherence! Khady SANKHARE a declaré que la catégorie socioprofessionnelle de sa mère est  alors que la mère elle-même declare comme catégorie socioprofessionnelle Travailleur pour compte propre au niveau de la section 4b.</w:t>
+              <w:t>Incoherence! LAMINE SANKHARÉ dispose d'un téléphone portable à s01q39, donc la raison évoquée ne peut pas être (ne dispose pas d'appareil).</w:t>
             </w:r>
           </w:p>
         </w:tc>
@@ -1025,7 +1025,7 @@
                 <w:i w:val="0"/>
                 <w:sz w:val="17"/>
               </w:rPr>
-              <w:t>Incoherence! MODOU SANKHARE a declaré que la catégorie socioprofessionnelle de sa mère est  alors que la mère elle-même declare comme catégorie socioprofessionnelle Travailleur pour compte propre au niveau de la section 4b.</w:t>
+              <w:t>Incoherence! MBAYE SANKHARE a declaré que la catégorie socioprofessionnelle de sa mère est  alors que la mère elle-même declare comme catégorie socioprofessionnelle Travailleur pour compte propre au niveau de la section 4b.</w:t>
             </w:r>
           </w:p>
         </w:tc>
@@ -1385,7 +1385,7 @@
                 <w:i w:val="0"/>
                 <w:sz w:val="17"/>
               </w:rPr>
-              <w:t>Incohérence!!! seulement les écoles privées paient les frais de scolarité (y compris les frais d'inscription).</w:t>
+              <w:t>Incohérent!! Le niveau d'instruction déclaré par l'un des enfants () au niveau de la section 1 de LAMINE SANKHARÉ diffère de celui donné par LAMINE SANKHARÉ lui-même qui affirme ne pas avoir frequenté l'école formelle.</w:t>
             </w:r>
           </w:p>
         </w:tc>
@@ -1444,7 +1444,7 @@
                 <w:color w:val="16A34A"/>
                 <w:sz w:val="16"/>
               </w:rPr>
-              <w:t>s01q32, s01q36, s01q38, s04q37_modif, s02q33, s02q34, s01q00b</w:t>
+              <w:t>—</w:t>
             </w:r>
           </w:p>
         </w:tc>
@@ -1475,7 +1475,7 @@
                 <w:i w:val="0"/>
                 <w:sz w:val="17"/>
               </w:rPr>
-              <w:t>Peu probable!!! Vu l'âge (16 ans) de SEYNABOU SANKHANRE ou l'année à laquelle SEYNABOU SANKHANRE a fréquenté l'école pour la dernière fois (.) le dernier diplome de SEYNABOU SANKHANRE ne peut être le Certificat d'études primaires (CEP), prière de corriger cette incohérence ou confirmer avec le QG.</w:t>
+              <w:t>Incohérent!! Le niveau d'instruction déclaré par l'un des enfants () au niveau de la section 1 de NDEYE SANKHARE diffère de celui donné par NDEYE SANKHARE lui-même qui affirme ne pas avoir frequenté l'école formelle.</w:t>
             </w:r>
           </w:p>
         </w:tc>
@@ -1534,7 +1534,7 @@
                 <w:color w:val="16A34A"/>
                 <w:sz w:val="16"/>
               </w:rPr>
-              <w:t>—</w:t>
+              <w:t>s01q32, s01q36, s01q38, s04q37_modif, s02q33, s02q34, s01q00b</w:t>
             </w:r>
           </w:p>
         </w:tc>
@@ -1565,7 +1565,7 @@
                 <w:i w:val="0"/>
                 <w:sz w:val="17"/>
               </w:rPr>
-              <w:t>Incohérent!! Le niveau d'instruction déclaré par l'un des enfants () au niveau de la section 1 de LAMINE SANKHARÉ diffère de celui donné par LAMINE SANKHARÉ lui-même qui affirme ne pas avoir frequenté l'école formelle.</w:t>
+              <w:t>Peu probable!!! Vu l'âge (16 ans) de SEYNABOU SANKHANRE ou l'année à laquelle SEYNABOU SANKHANRE a fréquenté l'école pour la dernière fois (.) le dernier diplome de SEYNABOU SANKHANRE ne peut être le Certificat d'études primaires (CEP), prière de corriger cette incohérence ou confirmer avec le QG.</w:t>
             </w:r>
           </w:p>
         </w:tc>
@@ -1598,6 +1598,1806 @@
                 <w:i w:val="0"/>
                 <w:sz w:val="16"/>
               </w:rPr>
+              <w:t>S04</w:t>
+              <w:br/>
+            </w:r>
+            <w:r>
+              <w:rPr>
+                <w:b w:val="0"/>
+                <w:i w:val="0"/>
+                <w:color w:val="64748B"/>
+                <w:sz w:val="14"/>
+              </w:rPr>
+              <w:t>Emploi</w:t>
+            </w:r>
+          </w:p>
+        </w:tc>
+        <w:tc>
+          <w:tcPr>
+            <w:tcW w:type="dxa" w:w="1531"/>
+          </w:tcPr>
+          <w:p>
+            <w:r>
+              <w:rPr>
+                <w:b/>
+                <w:i w:val="0"/>
+                <w:color w:val="16A34A"/>
+                <w:sz w:val="16"/>
+              </w:rPr>
+              <w:t>s01q00_0, s00q04, s03q38, s04q21, s04q51, s04q51_unite, s04q44, s04q65</w:t>
+            </w:r>
+          </w:p>
+        </w:tc>
+        <w:tc>
+          <w:tcPr>
+            <w:tcW w:type="dxa" w:w="1191"/>
+          </w:tcPr>
+          <w:p>
+            <w:r>
+              <w:rPr>
+                <w:b w:val="0"/>
+                <w:i w:val="0"/>
+                <w:color w:val="64748B"/>
+                <w:sz w:val="16"/>
+              </w:rPr>
+              <w:t>GT-CQ</w:t>
+            </w:r>
+          </w:p>
+        </w:tc>
+        <w:tc>
+          <w:tcPr>
+            <w:tcW w:type="dxa" w:w="4706"/>
+          </w:tcPr>
+          <w:p>
+            <w:r>
+              <w:rPr>
+                <w:b w:val="0"/>
+                <w:i w:val="0"/>
+                <w:sz w:val="17"/>
+              </w:rPr>
+              <w:t>Incoherence!!! NDEYE SANKHARE a travaillé plus de 20h par jours pour ses emplois (pricinpal et secondaire), prière de corriger.</w:t>
+            </w:r>
+          </w:p>
+        </w:tc>
+      </w:tr>
+      <w:tr>
+        <w:tc>
+          <w:tcPr>
+            <w:tcW w:type="dxa" w:w="964"/>
+          </w:tcPr>
+          <w:p>
+            <w:r>
+              <w:rPr>
+                <w:b/>
+                <w:i w:val="0"/>
+                <w:color w:val="DC2626"/>
+                <w:sz w:val="16"/>
+              </w:rPr>
+              <w:t>Haute</w:t>
+            </w:r>
+          </w:p>
+        </w:tc>
+        <w:tc>
+          <w:tcPr>
+            <w:tcW w:type="dxa" w:w="1247"/>
+          </w:tcPr>
+          <w:p>
+            <w:r>
+              <w:rPr>
+                <w:b/>
+                <w:i w:val="0"/>
+                <w:sz w:val="16"/>
+              </w:rPr>
+              <w:t>S04</w:t>
+              <w:br/>
+            </w:r>
+            <w:r>
+              <w:rPr>
+                <w:b w:val="0"/>
+                <w:i w:val="0"/>
+                <w:color w:val="64748B"/>
+                <w:sz w:val="14"/>
+              </w:rPr>
+              <w:t>Emploi</w:t>
+            </w:r>
+          </w:p>
+        </w:tc>
+        <w:tc>
+          <w:tcPr>
+            <w:tcW w:type="dxa" w:w="1531"/>
+          </w:tcPr>
+          <w:p>
+            <w:r>
+              <w:rPr>
+                <w:b/>
+                <w:i w:val="0"/>
+                <w:color w:val="16A34A"/>
+                <w:sz w:val="16"/>
+              </w:rPr>
+              <w:t>s01q00_0, s00q04, s03q38, s04q21, s04q51, s04q51_unite, s04q44, s04q65</w:t>
+            </w:r>
+          </w:p>
+        </w:tc>
+        <w:tc>
+          <w:tcPr>
+            <w:tcW w:type="dxa" w:w="1191"/>
+          </w:tcPr>
+          <w:p>
+            <w:r>
+              <w:rPr>
+                <w:b w:val="0"/>
+                <w:i w:val="0"/>
+                <w:color w:val="64748B"/>
+                <w:sz w:val="16"/>
+              </w:rPr>
+              <w:t>GT-CQ</w:t>
+            </w:r>
+          </w:p>
+        </w:tc>
+        <w:tc>
+          <w:tcPr>
+            <w:tcW w:type="dxa" w:w="4706"/>
+          </w:tcPr>
+          <w:p>
+            <w:r>
+              <w:rPr>
+                <w:b w:val="0"/>
+                <w:i w:val="0"/>
+                <w:sz w:val="17"/>
+              </w:rPr>
+              <w:t>Incoherence!!! LAMINE SANKHARÉ a travaillé plus de 20h par jours pour ses emplois (pricinpal et secondaire), prière de corriger.</w:t>
+            </w:r>
+          </w:p>
+        </w:tc>
+      </w:tr>
+      <w:tr>
+        <w:tc>
+          <w:tcPr>
+            <w:tcW w:type="dxa" w:w="964"/>
+          </w:tcPr>
+          <w:p>
+            <w:r>
+              <w:rPr>
+                <w:b/>
+                <w:i w:val="0"/>
+                <w:color w:val="DC2626"/>
+                <w:sz w:val="16"/>
+              </w:rPr>
+              <w:t>Haute</w:t>
+            </w:r>
+          </w:p>
+        </w:tc>
+        <w:tc>
+          <w:tcPr>
+            <w:tcW w:type="dxa" w:w="1247"/>
+          </w:tcPr>
+          <w:p>
+            <w:r>
+              <w:rPr>
+                <w:b/>
+                <w:i w:val="0"/>
+                <w:sz w:val="16"/>
+              </w:rPr>
+              <w:t>S12</w:t>
+              <w:br/>
+            </w:r>
+            <w:r>
+              <w:rPr>
+                <w:b w:val="0"/>
+                <w:i w:val="0"/>
+                <w:color w:val="64748B"/>
+                <w:sz w:val="14"/>
+              </w:rPr>
+              <w:t>Avoirs / biens durables</w:t>
+            </w:r>
+          </w:p>
+        </w:tc>
+        <w:tc>
+          <w:tcPr>
+            <w:tcW w:type="dxa" w:w="1531"/>
+          </w:tcPr>
+          <w:p>
+            <w:r>
+              <w:rPr>
+                <w:b/>
+                <w:i w:val="0"/>
+                <w:color w:val="16A34A"/>
+                <w:sz w:val="16"/>
+              </w:rPr>
+              <w:t>s00q08, s01q28, s01q29, s01q30, s02q01__2, s02q02__2, s03q20, s04q22</w:t>
+            </w:r>
+          </w:p>
+        </w:tc>
+        <w:tc>
+          <w:tcPr>
+            <w:tcW w:type="dxa" w:w="1191"/>
+          </w:tcPr>
+          <w:p>
+            <w:r>
+              <w:rPr>
+                <w:b w:val="0"/>
+                <w:i w:val="0"/>
+                <w:color w:val="64748B"/>
+                <w:sz w:val="16"/>
+              </w:rPr>
+              <w:t>GT-CQ</w:t>
+            </w:r>
+          </w:p>
+        </w:tc>
+        <w:tc>
+          <w:tcPr>
+            <w:tcW w:type="dxa" w:w="4706"/>
+          </w:tcPr>
+          <w:p>
+            <w:r>
+              <w:rPr>
+                <w:b w:val="0"/>
+                <w:i w:val="0"/>
+                <w:sz w:val="17"/>
+              </w:rPr>
+              <w:t>Le prix d'achat de l'article  Fer à repasser à charbon est nul (achété à 0fcfa) mais le prix de revente est different de 0 impossible, prière de verifier et corriger.</w:t>
+            </w:r>
+          </w:p>
+        </w:tc>
+      </w:tr>
+      <w:tr>
+        <w:tc>
+          <w:tcPr>
+            <w:tcW w:type="dxa" w:w="964"/>
+          </w:tcPr>
+          <w:p>
+            <w:r>
+              <w:rPr>
+                <w:b/>
+                <w:i w:val="0"/>
+                <w:color w:val="DC2626"/>
+                <w:sz w:val="16"/>
+              </w:rPr>
+              <w:t>Haute</w:t>
+            </w:r>
+          </w:p>
+        </w:tc>
+        <w:tc>
+          <w:tcPr>
+            <w:tcW w:type="dxa" w:w="1247"/>
+          </w:tcPr>
+          <w:p>
+            <w:r>
+              <w:rPr>
+                <w:b/>
+                <w:i w:val="0"/>
+                <w:sz w:val="16"/>
+              </w:rPr>
+              <w:t>S16</w:t>
+              <w:br/>
+            </w:r>
+            <w:r>
+              <w:rPr>
+                <w:b w:val="0"/>
+                <w:i w:val="0"/>
+                <w:color w:val="64748B"/>
+                <w:sz w:val="14"/>
+              </w:rPr>
+              <w:t>Agriculture</w:t>
+            </w:r>
+          </w:p>
+        </w:tc>
+        <w:tc>
+          <w:tcPr>
+            <w:tcW w:type="dxa" w:w="1531"/>
+          </w:tcPr>
+          <w:p>
+            <w:r>
+              <w:rPr>
+                <w:b/>
+                <w:i w:val="0"/>
+                <w:color w:val="16A34A"/>
+                <w:sz w:val="16"/>
+              </w:rPr>
+              <w:t>—</w:t>
+            </w:r>
+          </w:p>
+        </w:tc>
+        <w:tc>
+          <w:tcPr>
+            <w:tcW w:type="dxa" w:w="1191"/>
+          </w:tcPr>
+          <w:p>
+            <w:r>
+              <w:rPr>
+                <w:b w:val="0"/>
+                <w:i w:val="0"/>
+                <w:color w:val="64748B"/>
+                <w:sz w:val="16"/>
+              </w:rPr>
+              <w:t>GT-CQ</w:t>
+            </w:r>
+          </w:p>
+        </w:tc>
+        <w:tc>
+          <w:tcPr>
+            <w:tcW w:type="dxa" w:w="4706"/>
+          </w:tcPr>
+          <w:p>
+            <w:r>
+              <w:rPr>
+                <w:b w:val="0"/>
+                <w:i w:val="0"/>
+                <w:sz w:val="17"/>
+              </w:rPr>
+              <w:t>Incoherence! Le nombre de cultures dans la parcelle  est de .</w:t>
+            </w:r>
+          </w:p>
+        </w:tc>
+      </w:tr>
+      <w:tr>
+        <w:tc>
+          <w:tcPr>
+            <w:tcW w:type="dxa" w:w="964"/>
+          </w:tcPr>
+          <w:p>
+            <w:r>
+              <w:rPr>
+                <w:b/>
+                <w:i w:val="0"/>
+                <w:color w:val="DC2626"/>
+                <w:sz w:val="16"/>
+              </w:rPr>
+              <w:t>Haute</w:t>
+            </w:r>
+          </w:p>
+        </w:tc>
+        <w:tc>
+          <w:tcPr>
+            <w:tcW w:type="dxa" w:w="1247"/>
+          </w:tcPr>
+          <w:p>
+            <w:r>
+              <w:rPr>
+                <w:b/>
+                <w:i w:val="0"/>
+                <w:sz w:val="16"/>
+              </w:rPr>
+              <w:t>S16</w:t>
+              <w:br/>
+            </w:r>
+            <w:r>
+              <w:rPr>
+                <w:b w:val="0"/>
+                <w:i w:val="0"/>
+                <w:color w:val="64748B"/>
+                <w:sz w:val="14"/>
+              </w:rPr>
+              <w:t>Agriculture</w:t>
+            </w:r>
+          </w:p>
+        </w:tc>
+        <w:tc>
+          <w:tcPr>
+            <w:tcW w:type="dxa" w:w="1531"/>
+          </w:tcPr>
+          <w:p>
+            <w:r>
+              <w:rPr>
+                <w:b/>
+                <w:i w:val="0"/>
+                <w:color w:val="16A34A"/>
+                <w:sz w:val="16"/>
+              </w:rPr>
+              <w:t>—</w:t>
+            </w:r>
+          </w:p>
+        </w:tc>
+        <w:tc>
+          <w:tcPr>
+            <w:tcW w:type="dxa" w:w="1191"/>
+          </w:tcPr>
+          <w:p>
+            <w:r>
+              <w:rPr>
+                <w:b w:val="0"/>
+                <w:i w:val="0"/>
+                <w:color w:val="64748B"/>
+                <w:sz w:val="16"/>
+              </w:rPr>
+              <w:t>GT-CQ</w:t>
+            </w:r>
+          </w:p>
+        </w:tc>
+        <w:tc>
+          <w:tcPr>
+            <w:tcW w:type="dxa" w:w="4706"/>
+          </w:tcPr>
+          <w:p>
+            <w:r>
+              <w:rPr>
+                <w:b w:val="0"/>
+                <w:i w:val="0"/>
+                <w:sz w:val="17"/>
+              </w:rPr>
+              <w:t>Incoherence! Le nombre de minutes (.</w:t>
+            </w:r>
+          </w:p>
+        </w:tc>
+      </w:tr>
+      <w:tr>
+        <w:tc>
+          <w:tcPr>
+            <w:tcW w:type="dxa" w:w="964"/>
+          </w:tcPr>
+          <w:p>
+            <w:r>
+              <w:rPr>
+                <w:b/>
+                <w:i w:val="0"/>
+                <w:color w:val="EA580C"/>
+                <w:sz w:val="16"/>
+              </w:rPr>
+              <w:t>Moyenne</w:t>
+            </w:r>
+          </w:p>
+        </w:tc>
+        <w:tc>
+          <w:tcPr>
+            <w:tcW w:type="dxa" w:w="1247"/>
+          </w:tcPr>
+          <w:p>
+            <w:r>
+              <w:rPr>
+                <w:b/>
+                <w:i w:val="0"/>
+                <w:sz w:val="16"/>
+              </w:rPr>
+              <w:t>S00</w:t>
+              <w:br/>
+            </w:r>
+            <w:r>
+              <w:rPr>
+                <w:b w:val="0"/>
+                <w:i w:val="0"/>
+                <w:color w:val="64748B"/>
+                <w:sz w:val="14"/>
+              </w:rPr>
+              <w:t>Identification</w:t>
+            </w:r>
+          </w:p>
+        </w:tc>
+        <w:tc>
+          <w:tcPr>
+            <w:tcW w:type="dxa" w:w="1531"/>
+          </w:tcPr>
+          <w:p>
+            <w:r>
+              <w:rPr>
+                <w:b/>
+                <w:i w:val="0"/>
+                <w:color w:val="16A34A"/>
+                <w:sz w:val="16"/>
+              </w:rPr>
+              <w:t>s00q27</w:t>
+            </w:r>
+          </w:p>
+        </w:tc>
+        <w:tc>
+          <w:tcPr>
+            <w:tcW w:type="dxa" w:w="1191"/>
+          </w:tcPr>
+          <w:p>
+            <w:r>
+              <w:rPr>
+                <w:b w:val="0"/>
+                <w:i w:val="0"/>
+                <w:color w:val="64748B"/>
+                <w:sz w:val="16"/>
+              </w:rPr>
+              <w:t>GT-CQ</w:t>
+            </w:r>
+          </w:p>
+        </w:tc>
+        <w:tc>
+          <w:tcPr>
+            <w:tcW w:type="dxa" w:w="4706"/>
+          </w:tcPr>
+          <w:p>
+            <w:r>
+              <w:rPr>
+                <w:b w:val="0"/>
+                <w:i w:val="0"/>
+                <w:sz w:val="17"/>
+              </w:rPr>
+              <w:t>Le questionnaire semble ne pas être complètement fini mais le questionnaire est en statut complet, prière de compléter le questionnaire.</w:t>
+            </w:r>
+          </w:p>
+        </w:tc>
+      </w:tr>
+      <w:tr>
+        <w:tc>
+          <w:tcPr>
+            <w:tcW w:type="dxa" w:w="964"/>
+          </w:tcPr>
+          <w:p>
+            <w:r>
+              <w:rPr>
+                <w:b/>
+                <w:i w:val="0"/>
+                <w:color w:val="EA580C"/>
+                <w:sz w:val="16"/>
+              </w:rPr>
+              <w:t>Moyenne</w:t>
+            </w:r>
+          </w:p>
+        </w:tc>
+        <w:tc>
+          <w:tcPr>
+            <w:tcW w:type="dxa" w:w="1247"/>
+          </w:tcPr>
+          <w:p>
+            <w:r>
+              <w:rPr>
+                <w:b/>
+                <w:i w:val="0"/>
+                <w:sz w:val="16"/>
+              </w:rPr>
+              <w:t>S00</w:t>
+              <w:br/>
+            </w:r>
+            <w:r>
+              <w:rPr>
+                <w:b w:val="0"/>
+                <w:i w:val="0"/>
+                <w:color w:val="64748B"/>
+                <w:sz w:val="14"/>
+              </w:rPr>
+              <w:t>Identification</w:t>
+            </w:r>
+          </w:p>
+        </w:tc>
+        <w:tc>
+          <w:tcPr>
+            <w:tcW w:type="dxa" w:w="1531"/>
+          </w:tcPr>
+          <w:p>
+            <w:r>
+              <w:rPr>
+                <w:b/>
+                <w:i w:val="0"/>
+                <w:color w:val="16A34A"/>
+                <w:sz w:val="16"/>
+              </w:rPr>
+              <w:t>—</w:t>
+            </w:r>
+          </w:p>
+        </w:tc>
+        <w:tc>
+          <w:tcPr>
+            <w:tcW w:type="dxa" w:w="1191"/>
+          </w:tcPr>
+          <w:p>
+            <w:r>
+              <w:rPr>
+                <w:b w:val="0"/>
+                <w:i w:val="0"/>
+                <w:color w:val="64748B"/>
+                <w:sz w:val="16"/>
+              </w:rPr>
+              <w:t>GT-CQ</w:t>
+            </w:r>
+          </w:p>
+        </w:tc>
+        <w:tc>
+          <w:tcPr>
+            <w:tcW w:type="dxa" w:w="4706"/>
+          </w:tcPr>
+          <w:p>
+            <w:r>
+              <w:rPr>
+                <w:b w:val="0"/>
+                <w:i w:val="0"/>
+                <w:sz w:val="17"/>
+              </w:rPr>
+              <w:t>L'adresse ou la localisation du ménage doit être bien renseignée, ne doit pas contenir des numéros de téléphone et elle semble courte pour être une adresse.</w:t>
+            </w:r>
+          </w:p>
+        </w:tc>
+      </w:tr>
+      <w:tr>
+        <w:tc>
+          <w:tcPr>
+            <w:tcW w:type="dxa" w:w="964"/>
+          </w:tcPr>
+          <w:p>
+            <w:r>
+              <w:rPr>
+                <w:b/>
+                <w:i w:val="0"/>
+                <w:color w:val="EA580C"/>
+                <w:sz w:val="16"/>
+              </w:rPr>
+              <w:t>Moyenne</w:t>
+            </w:r>
+          </w:p>
+        </w:tc>
+        <w:tc>
+          <w:tcPr>
+            <w:tcW w:type="dxa" w:w="1247"/>
+          </w:tcPr>
+          <w:p>
+            <w:r>
+              <w:rPr>
+                <w:b/>
+                <w:i w:val="0"/>
+                <w:sz w:val="16"/>
+              </w:rPr>
+              <w:t>S00</w:t>
+              <w:br/>
+            </w:r>
+            <w:r>
+              <w:rPr>
+                <w:b w:val="0"/>
+                <w:i w:val="0"/>
+                <w:color w:val="64748B"/>
+                <w:sz w:val="14"/>
+              </w:rPr>
+              <w:t>Identification</w:t>
+            </w:r>
+          </w:p>
+        </w:tc>
+        <w:tc>
+          <w:tcPr>
+            <w:tcW w:type="dxa" w:w="1531"/>
+          </w:tcPr>
+          <w:p>
+            <w:r>
+              <w:rPr>
+                <w:b/>
+                <w:i w:val="0"/>
+                <w:color w:val="16A34A"/>
+                <w:sz w:val="16"/>
+              </w:rPr>
+              <w:t>—</w:t>
+            </w:r>
+          </w:p>
+        </w:tc>
+        <w:tc>
+          <w:tcPr>
+            <w:tcW w:type="dxa" w:w="1191"/>
+          </w:tcPr>
+          <w:p>
+            <w:r>
+              <w:rPr>
+                <w:b w:val="0"/>
+                <w:i w:val="0"/>
+                <w:color w:val="64748B"/>
+                <w:sz w:val="16"/>
+              </w:rPr>
+              <w:t>GT-CQ</w:t>
+            </w:r>
+          </w:p>
+        </w:tc>
+        <w:tc>
+          <w:tcPr>
+            <w:tcW w:type="dxa" w:w="4706"/>
+          </w:tcPr>
+          <w:p>
+            <w:r>
+              <w:rPr>
+                <w:b w:val="0"/>
+                <w:i w:val="0"/>
+                <w:sz w:val="17"/>
+              </w:rPr>
+              <w:t>Prière de renseigner la bonne adresse.</w:t>
+            </w:r>
+          </w:p>
+        </w:tc>
+      </w:tr>
+      <w:tr>
+        <w:tc>
+          <w:tcPr>
+            <w:tcW w:type="dxa" w:w="964"/>
+          </w:tcPr>
+          <w:p>
+            <w:r>
+              <w:rPr>
+                <w:b/>
+                <w:i w:val="0"/>
+                <w:color w:val="EA580C"/>
+                <w:sz w:val="16"/>
+              </w:rPr>
+              <w:t>Moyenne</w:t>
+            </w:r>
+          </w:p>
+        </w:tc>
+        <w:tc>
+          <w:tcPr>
+            <w:tcW w:type="dxa" w:w="1247"/>
+          </w:tcPr>
+          <w:p>
+            <w:r>
+              <w:rPr>
+                <w:b/>
+                <w:i w:val="0"/>
+                <w:sz w:val="16"/>
+              </w:rPr>
+              <w:t>S01</w:t>
+              <w:br/>
+            </w:r>
+            <w:r>
+              <w:rPr>
+                <w:b w:val="0"/>
+                <w:i w:val="0"/>
+                <w:color w:val="64748B"/>
+                <w:sz w:val="14"/>
+              </w:rPr>
+              <w:t>Démographie</w:t>
+            </w:r>
+          </w:p>
+        </w:tc>
+        <w:tc>
+          <w:tcPr>
+            <w:tcW w:type="dxa" w:w="1531"/>
+          </w:tcPr>
+          <w:p>
+            <w:r>
+              <w:rPr>
+                <w:b/>
+                <w:i w:val="0"/>
+                <w:color w:val="16A34A"/>
+                <w:sz w:val="16"/>
+              </w:rPr>
+              <w:t>s01q00</w:t>
+            </w:r>
+          </w:p>
+        </w:tc>
+        <w:tc>
+          <w:tcPr>
+            <w:tcW w:type="dxa" w:w="1191"/>
+          </w:tcPr>
+          <w:p>
+            <w:r>
+              <w:rPr>
+                <w:b w:val="0"/>
+                <w:i w:val="0"/>
+                <w:color w:val="64748B"/>
+                <w:sz w:val="16"/>
+              </w:rPr>
+              <w:t>GT-CQ</w:t>
+            </w:r>
+          </w:p>
+        </w:tc>
+        <w:tc>
+          <w:tcPr>
+            <w:tcW w:type="dxa" w:w="4706"/>
+          </w:tcPr>
+          <w:p>
+            <w:r>
+              <w:rPr>
+                <w:b w:val="0"/>
+                <w:i w:val="0"/>
+                <w:sz w:val="17"/>
+              </w:rPr>
+              <w:t>Attention ! Vous avez déclaré en s01q00 que le répondant est la personne elle-même, or MODOU SANKHARE est trop jeune (8 ans) pour fournir des informations correctes.</w:t>
+            </w:r>
+          </w:p>
+        </w:tc>
+      </w:tr>
+      <w:tr>
+        <w:tc>
+          <w:tcPr>
+            <w:tcW w:type="dxa" w:w="964"/>
+          </w:tcPr>
+          <w:p>
+            <w:r>
+              <w:rPr>
+                <w:b/>
+                <w:i w:val="0"/>
+                <w:color w:val="EA580C"/>
+                <w:sz w:val="16"/>
+              </w:rPr>
+              <w:t>Moyenne</w:t>
+            </w:r>
+          </w:p>
+        </w:tc>
+        <w:tc>
+          <w:tcPr>
+            <w:tcW w:type="dxa" w:w="1247"/>
+          </w:tcPr>
+          <w:p>
+            <w:r>
+              <w:rPr>
+                <w:b/>
+                <w:i w:val="0"/>
+                <w:sz w:val="16"/>
+              </w:rPr>
+              <w:t>S01</w:t>
+              <w:br/>
+            </w:r>
+            <w:r>
+              <w:rPr>
+                <w:b w:val="0"/>
+                <w:i w:val="0"/>
+                <w:color w:val="64748B"/>
+                <w:sz w:val="14"/>
+              </w:rPr>
+              <w:t>Démographie</w:t>
+            </w:r>
+          </w:p>
+        </w:tc>
+        <w:tc>
+          <w:tcPr>
+            <w:tcW w:type="dxa" w:w="1531"/>
+          </w:tcPr>
+          <w:p>
+            <w:r>
+              <w:rPr>
+                <w:b/>
+                <w:i w:val="0"/>
+                <w:color w:val="16A34A"/>
+                <w:sz w:val="16"/>
+              </w:rPr>
+              <w:t>—</w:t>
+            </w:r>
+          </w:p>
+        </w:tc>
+        <w:tc>
+          <w:tcPr>
+            <w:tcW w:type="dxa" w:w="1191"/>
+          </w:tcPr>
+          <w:p>
+            <w:r>
+              <w:rPr>
+                <w:b w:val="0"/>
+                <w:i w:val="0"/>
+                <w:color w:val="64748B"/>
+                <w:sz w:val="16"/>
+              </w:rPr>
+              <w:t>GT-CQ</w:t>
+            </w:r>
+          </w:p>
+        </w:tc>
+        <w:tc>
+          <w:tcPr>
+            <w:tcW w:type="dxa" w:w="4706"/>
+          </w:tcPr>
+          <w:p>
+            <w:r>
+              <w:rPr>
+                <w:b w:val="0"/>
+                <w:i w:val="0"/>
+                <w:sz w:val="17"/>
+              </w:rPr>
+              <w:t>Prière de refaire la section 1 pour MODOU SANKHARE en demandant à un adulte de répondre aux questions à sa place.</w:t>
+            </w:r>
+          </w:p>
+        </w:tc>
+      </w:tr>
+      <w:tr>
+        <w:tc>
+          <w:tcPr>
+            <w:tcW w:type="dxa" w:w="964"/>
+          </w:tcPr>
+          <w:p>
+            <w:r>
+              <w:rPr>
+                <w:b/>
+                <w:i w:val="0"/>
+                <w:color w:val="EA580C"/>
+                <w:sz w:val="16"/>
+              </w:rPr>
+              <w:t>Moyenne</w:t>
+            </w:r>
+          </w:p>
+        </w:tc>
+        <w:tc>
+          <w:tcPr>
+            <w:tcW w:type="dxa" w:w="1247"/>
+          </w:tcPr>
+          <w:p>
+            <w:r>
+              <w:rPr>
+                <w:b/>
+                <w:i w:val="0"/>
+                <w:sz w:val="16"/>
+              </w:rPr>
+              <w:t>S01</w:t>
+              <w:br/>
+            </w:r>
+            <w:r>
+              <w:rPr>
+                <w:b w:val="0"/>
+                <w:i w:val="0"/>
+                <w:color w:val="64748B"/>
+                <w:sz w:val="14"/>
+              </w:rPr>
+              <w:t>Démographie</w:t>
+            </w:r>
+          </w:p>
+        </w:tc>
+        <w:tc>
+          <w:tcPr>
+            <w:tcW w:type="dxa" w:w="1531"/>
+          </w:tcPr>
+          <w:p>
+            <w:r>
+              <w:rPr>
+                <w:b/>
+                <w:i w:val="0"/>
+                <w:color w:val="16A34A"/>
+                <w:sz w:val="16"/>
+              </w:rPr>
+              <w:t>—</w:t>
+            </w:r>
+          </w:p>
+        </w:tc>
+        <w:tc>
+          <w:tcPr>
+            <w:tcW w:type="dxa" w:w="1191"/>
+          </w:tcPr>
+          <w:p>
+            <w:r>
+              <w:rPr>
+                <w:b w:val="0"/>
+                <w:i w:val="0"/>
+                <w:color w:val="64748B"/>
+                <w:sz w:val="16"/>
+              </w:rPr>
+              <w:t>GT-CQ</w:t>
+            </w:r>
+          </w:p>
+        </w:tc>
+        <w:tc>
+          <w:tcPr>
+            <w:tcW w:type="dxa" w:w="4706"/>
+          </w:tcPr>
+          <w:p>
+            <w:r>
+              <w:rPr>
+                <w:b w:val="0"/>
+                <w:i w:val="0"/>
+                <w:sz w:val="17"/>
+              </w:rPr>
+              <w:t>Prière de verifier l'information donnée par MODOU SANKHARE ou corriger au niveau de la section 1.</w:t>
+            </w:r>
+          </w:p>
+        </w:tc>
+      </w:tr>
+      <w:tr>
+        <w:tc>
+          <w:tcPr>
+            <w:tcW w:type="dxa" w:w="964"/>
+          </w:tcPr>
+          <w:p>
+            <w:r>
+              <w:rPr>
+                <w:b/>
+                <w:i w:val="0"/>
+                <w:color w:val="EA580C"/>
+                <w:sz w:val="16"/>
+              </w:rPr>
+              <w:t>Moyenne</w:t>
+            </w:r>
+          </w:p>
+        </w:tc>
+        <w:tc>
+          <w:tcPr>
+            <w:tcW w:type="dxa" w:w="1247"/>
+          </w:tcPr>
+          <w:p>
+            <w:r>
+              <w:rPr>
+                <w:b/>
+                <w:i w:val="0"/>
+                <w:sz w:val="16"/>
+              </w:rPr>
+              <w:t>S01</w:t>
+              <w:br/>
+            </w:r>
+            <w:r>
+              <w:rPr>
+                <w:b w:val="0"/>
+                <w:i w:val="0"/>
+                <w:color w:val="64748B"/>
+                <w:sz w:val="14"/>
+              </w:rPr>
+              <w:t>Démographie</w:t>
+            </w:r>
+          </w:p>
+        </w:tc>
+        <w:tc>
+          <w:tcPr>
+            <w:tcW w:type="dxa" w:w="1531"/>
+          </w:tcPr>
+          <w:p>
+            <w:r>
+              <w:rPr>
+                <w:b/>
+                <w:i w:val="0"/>
+                <w:color w:val="16A34A"/>
+                <w:sz w:val="16"/>
+              </w:rPr>
+              <w:t>—</w:t>
+            </w:r>
+          </w:p>
+        </w:tc>
+        <w:tc>
+          <w:tcPr>
+            <w:tcW w:type="dxa" w:w="1191"/>
+          </w:tcPr>
+          <w:p>
+            <w:r>
+              <w:rPr>
+                <w:b w:val="0"/>
+                <w:i w:val="0"/>
+                <w:color w:val="64748B"/>
+                <w:sz w:val="16"/>
+              </w:rPr>
+              <w:t>GT-CQ</w:t>
+            </w:r>
+          </w:p>
+        </w:tc>
+        <w:tc>
+          <w:tcPr>
+            <w:tcW w:type="dxa" w:w="4706"/>
+          </w:tcPr>
+          <w:p>
+            <w:r>
+              <w:rPr>
+                <w:b w:val="0"/>
+                <w:i w:val="0"/>
+                <w:sz w:val="17"/>
+              </w:rPr>
+              <w:t>Prière de verifier l'information donnée par ABY SENGHOR ou corriger au niveau de la section 1.</w:t>
+            </w:r>
+          </w:p>
+        </w:tc>
+      </w:tr>
+      <w:tr>
+        <w:tc>
+          <w:tcPr>
+            <w:tcW w:type="dxa" w:w="964"/>
+          </w:tcPr>
+          <w:p>
+            <w:r>
+              <w:rPr>
+                <w:b/>
+                <w:i w:val="0"/>
+                <w:color w:val="EA580C"/>
+                <w:sz w:val="16"/>
+              </w:rPr>
+              <w:t>Moyenne</w:t>
+            </w:r>
+          </w:p>
+        </w:tc>
+        <w:tc>
+          <w:tcPr>
+            <w:tcW w:type="dxa" w:w="1247"/>
+          </w:tcPr>
+          <w:p>
+            <w:r>
+              <w:rPr>
+                <w:b/>
+                <w:i w:val="0"/>
+                <w:sz w:val="16"/>
+              </w:rPr>
+              <w:t>S01</w:t>
+              <w:br/>
+            </w:r>
+            <w:r>
+              <w:rPr>
+                <w:b w:val="0"/>
+                <w:i w:val="0"/>
+                <w:color w:val="64748B"/>
+                <w:sz w:val="14"/>
+              </w:rPr>
+              <w:t>Démographie</w:t>
+            </w:r>
+          </w:p>
+        </w:tc>
+        <w:tc>
+          <w:tcPr>
+            <w:tcW w:type="dxa" w:w="1531"/>
+          </w:tcPr>
+          <w:p>
+            <w:r>
+              <w:rPr>
+                <w:b/>
+                <w:i w:val="0"/>
+                <w:color w:val="16A34A"/>
+                <w:sz w:val="16"/>
+              </w:rPr>
+              <w:t>—</w:t>
+            </w:r>
+          </w:p>
+        </w:tc>
+        <w:tc>
+          <w:tcPr>
+            <w:tcW w:type="dxa" w:w="1191"/>
+          </w:tcPr>
+          <w:p>
+            <w:r>
+              <w:rPr>
+                <w:b w:val="0"/>
+                <w:i w:val="0"/>
+                <w:color w:val="64748B"/>
+                <w:sz w:val="16"/>
+              </w:rPr>
+              <w:t>GT-CQ</w:t>
+            </w:r>
+          </w:p>
+        </w:tc>
+        <w:tc>
+          <w:tcPr>
+            <w:tcW w:type="dxa" w:w="4706"/>
+          </w:tcPr>
+          <w:p>
+            <w:r>
+              <w:rPr>
+                <w:b w:val="0"/>
+                <w:i w:val="0"/>
+                <w:sz w:val="17"/>
+              </w:rPr>
+              <w:t>Prière de verifier l'information donnée par GNIMA SANKHARÉ ou corriger au niveau de la section 1.</w:t>
+            </w:r>
+          </w:p>
+        </w:tc>
+      </w:tr>
+      <w:tr>
+        <w:tc>
+          <w:tcPr>
+            <w:tcW w:type="dxa" w:w="964"/>
+          </w:tcPr>
+          <w:p>
+            <w:r>
+              <w:rPr>
+                <w:b/>
+                <w:i w:val="0"/>
+                <w:color w:val="EA580C"/>
+                <w:sz w:val="16"/>
+              </w:rPr>
+              <w:t>Moyenne</w:t>
+            </w:r>
+          </w:p>
+        </w:tc>
+        <w:tc>
+          <w:tcPr>
+            <w:tcW w:type="dxa" w:w="1247"/>
+          </w:tcPr>
+          <w:p>
+            <w:r>
+              <w:rPr>
+                <w:b/>
+                <w:i w:val="0"/>
+                <w:sz w:val="16"/>
+              </w:rPr>
+              <w:t>S01</w:t>
+              <w:br/>
+            </w:r>
+            <w:r>
+              <w:rPr>
+                <w:b w:val="0"/>
+                <w:i w:val="0"/>
+                <w:color w:val="64748B"/>
+                <w:sz w:val="14"/>
+              </w:rPr>
+              <w:t>Démographie</w:t>
+            </w:r>
+          </w:p>
+        </w:tc>
+        <w:tc>
+          <w:tcPr>
+            <w:tcW w:type="dxa" w:w="1531"/>
+          </w:tcPr>
+          <w:p>
+            <w:r>
+              <w:rPr>
+                <w:b/>
+                <w:i w:val="0"/>
+                <w:color w:val="16A34A"/>
+                <w:sz w:val="16"/>
+              </w:rPr>
+              <w:t>—</w:t>
+            </w:r>
+          </w:p>
+        </w:tc>
+        <w:tc>
+          <w:tcPr>
+            <w:tcW w:type="dxa" w:w="1191"/>
+          </w:tcPr>
+          <w:p>
+            <w:r>
+              <w:rPr>
+                <w:b w:val="0"/>
+                <w:i w:val="0"/>
+                <w:color w:val="64748B"/>
+                <w:sz w:val="16"/>
+              </w:rPr>
+              <w:t>GT-CQ</w:t>
+            </w:r>
+          </w:p>
+        </w:tc>
+        <w:tc>
+          <w:tcPr>
+            <w:tcW w:type="dxa" w:w="4706"/>
+          </w:tcPr>
+          <w:p>
+            <w:r>
+              <w:rPr>
+                <w:b w:val="0"/>
+                <w:i w:val="0"/>
+                <w:sz w:val="17"/>
+              </w:rPr>
+              <w:t>Prière de verifier l'information donnée par KALILOU SANKHARE ou corriger au niveau de la section 1.</w:t>
+            </w:r>
+          </w:p>
+        </w:tc>
+      </w:tr>
+      <w:tr>
+        <w:tc>
+          <w:tcPr>
+            <w:tcW w:type="dxa" w:w="964"/>
+          </w:tcPr>
+          <w:p>
+            <w:r>
+              <w:rPr>
+                <w:b/>
+                <w:i w:val="0"/>
+                <w:color w:val="EA580C"/>
+                <w:sz w:val="16"/>
+              </w:rPr>
+              <w:t>Moyenne</w:t>
+            </w:r>
+          </w:p>
+        </w:tc>
+        <w:tc>
+          <w:tcPr>
+            <w:tcW w:type="dxa" w:w="1247"/>
+          </w:tcPr>
+          <w:p>
+            <w:r>
+              <w:rPr>
+                <w:b/>
+                <w:i w:val="0"/>
+                <w:sz w:val="16"/>
+              </w:rPr>
+              <w:t>S01</w:t>
+              <w:br/>
+            </w:r>
+            <w:r>
+              <w:rPr>
+                <w:b w:val="0"/>
+                <w:i w:val="0"/>
+                <w:color w:val="64748B"/>
+                <w:sz w:val="14"/>
+              </w:rPr>
+              <w:t>Démographie</w:t>
+            </w:r>
+          </w:p>
+        </w:tc>
+        <w:tc>
+          <w:tcPr>
+            <w:tcW w:type="dxa" w:w="1531"/>
+          </w:tcPr>
+          <w:p>
+            <w:r>
+              <w:rPr>
+                <w:b/>
+                <w:i w:val="0"/>
+                <w:color w:val="16A34A"/>
+                <w:sz w:val="16"/>
+              </w:rPr>
+              <w:t>—</w:t>
+            </w:r>
+          </w:p>
+        </w:tc>
+        <w:tc>
+          <w:tcPr>
+            <w:tcW w:type="dxa" w:w="1191"/>
+          </w:tcPr>
+          <w:p>
+            <w:r>
+              <w:rPr>
+                <w:b w:val="0"/>
+                <w:i w:val="0"/>
+                <w:color w:val="64748B"/>
+                <w:sz w:val="16"/>
+              </w:rPr>
+              <w:t>GT-CQ</w:t>
+            </w:r>
+          </w:p>
+        </w:tc>
+        <w:tc>
+          <w:tcPr>
+            <w:tcW w:type="dxa" w:w="4706"/>
+          </w:tcPr>
+          <w:p>
+            <w:r>
+              <w:rPr>
+                <w:b w:val="0"/>
+                <w:i w:val="0"/>
+                <w:sz w:val="17"/>
+              </w:rPr>
+              <w:t>Prière de verifier l'information donnée par Khady SANKHARE ou corriger au niveau de la section 1.</w:t>
+            </w:r>
+          </w:p>
+        </w:tc>
+      </w:tr>
+      <w:tr>
+        <w:tc>
+          <w:tcPr>
+            <w:tcW w:type="dxa" w:w="964"/>
+          </w:tcPr>
+          <w:p>
+            <w:r>
+              <w:rPr>
+                <w:b/>
+                <w:i w:val="0"/>
+                <w:color w:val="EA580C"/>
+                <w:sz w:val="16"/>
+              </w:rPr>
+              <w:t>Moyenne</w:t>
+            </w:r>
+          </w:p>
+        </w:tc>
+        <w:tc>
+          <w:tcPr>
+            <w:tcW w:type="dxa" w:w="1247"/>
+          </w:tcPr>
+          <w:p>
+            <w:r>
+              <w:rPr>
+                <w:b/>
+                <w:i w:val="0"/>
+                <w:sz w:val="16"/>
+              </w:rPr>
+              <w:t>S01</w:t>
+              <w:br/>
+            </w:r>
+            <w:r>
+              <w:rPr>
+                <w:b w:val="0"/>
+                <w:i w:val="0"/>
+                <w:color w:val="64748B"/>
+                <w:sz w:val="14"/>
+              </w:rPr>
+              <w:t>Démographie</w:t>
+            </w:r>
+          </w:p>
+        </w:tc>
+        <w:tc>
+          <w:tcPr>
+            <w:tcW w:type="dxa" w:w="1531"/>
+          </w:tcPr>
+          <w:p>
+            <w:r>
+              <w:rPr>
+                <w:b/>
+                <w:i w:val="0"/>
+                <w:color w:val="16A34A"/>
+                <w:sz w:val="16"/>
+              </w:rPr>
+              <w:t>—</w:t>
+            </w:r>
+          </w:p>
+        </w:tc>
+        <w:tc>
+          <w:tcPr>
+            <w:tcW w:type="dxa" w:w="1191"/>
+          </w:tcPr>
+          <w:p>
+            <w:r>
+              <w:rPr>
+                <w:b w:val="0"/>
+                <w:i w:val="0"/>
+                <w:color w:val="64748B"/>
+                <w:sz w:val="16"/>
+              </w:rPr>
+              <w:t>GT-CQ</w:t>
+            </w:r>
+          </w:p>
+        </w:tc>
+        <w:tc>
+          <w:tcPr>
+            <w:tcW w:type="dxa" w:w="4706"/>
+          </w:tcPr>
+          <w:p>
+            <w:r>
+              <w:rPr>
+                <w:b w:val="0"/>
+                <w:i w:val="0"/>
+                <w:sz w:val="17"/>
+              </w:rPr>
+              <w:t>Prière de verifier l'information donnée par MBAYE SANKHARE ou corriger au niveau de la section 1.</w:t>
+            </w:r>
+          </w:p>
+        </w:tc>
+      </w:tr>
+      <w:tr>
+        <w:tc>
+          <w:tcPr>
+            <w:tcW w:type="dxa" w:w="964"/>
+          </w:tcPr>
+          <w:p>
+            <w:r>
+              <w:rPr>
+                <w:b/>
+                <w:i w:val="0"/>
+                <w:color w:val="EA580C"/>
+                <w:sz w:val="16"/>
+              </w:rPr>
+              <w:t>Moyenne</w:t>
+            </w:r>
+          </w:p>
+        </w:tc>
+        <w:tc>
+          <w:tcPr>
+            <w:tcW w:type="dxa" w:w="1247"/>
+          </w:tcPr>
+          <w:p>
+            <w:r>
+              <w:rPr>
+                <w:b/>
+                <w:i w:val="0"/>
+                <w:sz w:val="16"/>
+              </w:rPr>
+              <w:t>S01</w:t>
+              <w:br/>
+            </w:r>
+            <w:r>
+              <w:rPr>
+                <w:b w:val="0"/>
+                <w:i w:val="0"/>
+                <w:color w:val="64748B"/>
+                <w:sz w:val="14"/>
+              </w:rPr>
+              <w:t>Démographie</w:t>
+            </w:r>
+          </w:p>
+        </w:tc>
+        <w:tc>
+          <w:tcPr>
+            <w:tcW w:type="dxa" w:w="1531"/>
+          </w:tcPr>
+          <w:p>
+            <w:r>
+              <w:rPr>
+                <w:b/>
+                <w:i w:val="0"/>
+                <w:color w:val="16A34A"/>
+                <w:sz w:val="16"/>
+              </w:rPr>
+              <w:t>—</w:t>
+            </w:r>
+          </w:p>
+        </w:tc>
+        <w:tc>
+          <w:tcPr>
+            <w:tcW w:type="dxa" w:w="1191"/>
+          </w:tcPr>
+          <w:p>
+            <w:r>
+              <w:rPr>
+                <w:b w:val="0"/>
+                <w:i w:val="0"/>
+                <w:color w:val="64748B"/>
+                <w:sz w:val="16"/>
+              </w:rPr>
+              <w:t>GT-CQ</w:t>
+            </w:r>
+          </w:p>
+        </w:tc>
+        <w:tc>
+          <w:tcPr>
+            <w:tcW w:type="dxa" w:w="4706"/>
+          </w:tcPr>
+          <w:p>
+            <w:r>
+              <w:rPr>
+                <w:b w:val="0"/>
+                <w:i w:val="0"/>
+                <w:sz w:val="17"/>
+              </w:rPr>
+              <w:t>Prière de verifier l'information donnée par MOUKHAMED SANKHARE ou corriger au niveau de la section 1.</w:t>
+            </w:r>
+          </w:p>
+        </w:tc>
+      </w:tr>
+      <w:tr>
+        <w:tc>
+          <w:tcPr>
+            <w:tcW w:type="dxa" w:w="964"/>
+          </w:tcPr>
+          <w:p>
+            <w:r>
+              <w:rPr>
+                <w:b/>
+                <w:i w:val="0"/>
+                <w:color w:val="EA580C"/>
+                <w:sz w:val="16"/>
+              </w:rPr>
+              <w:t>Moyenne</w:t>
+            </w:r>
+          </w:p>
+        </w:tc>
+        <w:tc>
+          <w:tcPr>
+            <w:tcW w:type="dxa" w:w="1247"/>
+          </w:tcPr>
+          <w:p>
+            <w:r>
+              <w:rPr>
+                <w:b/>
+                <w:i w:val="0"/>
+                <w:sz w:val="16"/>
+              </w:rPr>
+              <w:t>S01</w:t>
+              <w:br/>
+            </w:r>
+            <w:r>
+              <w:rPr>
+                <w:b w:val="0"/>
+                <w:i w:val="0"/>
+                <w:color w:val="64748B"/>
+                <w:sz w:val="14"/>
+              </w:rPr>
+              <w:t>Démographie</w:t>
+            </w:r>
+          </w:p>
+        </w:tc>
+        <w:tc>
+          <w:tcPr>
+            <w:tcW w:type="dxa" w:w="1531"/>
+          </w:tcPr>
+          <w:p>
+            <w:r>
+              <w:rPr>
+                <w:b/>
+                <w:i w:val="0"/>
+                <w:color w:val="16A34A"/>
+                <w:sz w:val="16"/>
+              </w:rPr>
+              <w:t>—</w:t>
+            </w:r>
+          </w:p>
+        </w:tc>
+        <w:tc>
+          <w:tcPr>
+            <w:tcW w:type="dxa" w:w="1191"/>
+          </w:tcPr>
+          <w:p>
+            <w:r>
+              <w:rPr>
+                <w:b w:val="0"/>
+                <w:i w:val="0"/>
+                <w:color w:val="64748B"/>
+                <w:sz w:val="16"/>
+              </w:rPr>
+              <w:t>GT-CQ</w:t>
+            </w:r>
+          </w:p>
+        </w:tc>
+        <w:tc>
+          <w:tcPr>
+            <w:tcW w:type="dxa" w:w="4706"/>
+          </w:tcPr>
+          <w:p>
+            <w:r>
+              <w:rPr>
+                <w:b w:val="0"/>
+                <w:i w:val="0"/>
+                <w:sz w:val="17"/>
+              </w:rPr>
+              <w:t>Prière de verifier l'information donnée par SEYNABOU SANKHANRE ou corriger au niveau de la section 1.</w:t>
+            </w:r>
+          </w:p>
+        </w:tc>
+      </w:tr>
+      <w:tr>
+        <w:tc>
+          <w:tcPr>
+            <w:tcW w:type="dxa" w:w="964"/>
+          </w:tcPr>
+          <w:p>
+            <w:r>
+              <w:rPr>
+                <w:b/>
+                <w:i w:val="0"/>
+                <w:color w:val="EA580C"/>
+                <w:sz w:val="16"/>
+              </w:rPr>
+              <w:t>Moyenne</w:t>
+            </w:r>
+          </w:p>
+        </w:tc>
+        <w:tc>
+          <w:tcPr>
+            <w:tcW w:type="dxa" w:w="1247"/>
+          </w:tcPr>
+          <w:p>
+            <w:r>
+              <w:rPr>
+                <w:b/>
+                <w:i w:val="0"/>
+                <w:sz w:val="16"/>
+              </w:rPr>
+              <w:t>S01</w:t>
+              <w:br/>
+            </w:r>
+            <w:r>
+              <w:rPr>
+                <w:b w:val="0"/>
+                <w:i w:val="0"/>
+                <w:color w:val="64748B"/>
+                <w:sz w:val="14"/>
+              </w:rPr>
+              <w:t>Démographie</w:t>
+            </w:r>
+          </w:p>
+        </w:tc>
+        <w:tc>
+          <w:tcPr>
+            <w:tcW w:type="dxa" w:w="1531"/>
+          </w:tcPr>
+          <w:p>
+            <w:r>
+              <w:rPr>
+                <w:b/>
+                <w:i w:val="0"/>
+                <w:color w:val="16A34A"/>
+                <w:sz w:val="16"/>
+              </w:rPr>
+              <w:t>—</w:t>
+            </w:r>
+          </w:p>
+        </w:tc>
+        <w:tc>
+          <w:tcPr>
+            <w:tcW w:type="dxa" w:w="1191"/>
+          </w:tcPr>
+          <w:p>
+            <w:r>
+              <w:rPr>
+                <w:b w:val="0"/>
+                <w:i w:val="0"/>
+                <w:color w:val="64748B"/>
+                <w:sz w:val="16"/>
+              </w:rPr>
+              <w:t>GT-CQ</w:t>
+            </w:r>
+          </w:p>
+        </w:tc>
+        <w:tc>
+          <w:tcPr>
+            <w:tcW w:type="dxa" w:w="4706"/>
+          </w:tcPr>
+          <w:p>
+            <w:r>
+              <w:rPr>
+                <w:b w:val="0"/>
+                <w:i w:val="0"/>
+                <w:sz w:val="17"/>
+              </w:rPr>
+              <w:t>Prière de verifier l'information donnée par YA KANE SANKHARE ou corriger au niveau de la section 1.</w:t>
+            </w:r>
+          </w:p>
+        </w:tc>
+      </w:tr>
+      <w:tr>
+        <w:tc>
+          <w:tcPr>
+            <w:tcW w:type="dxa" w:w="964"/>
+          </w:tcPr>
+          <w:p>
+            <w:r>
+              <w:rPr>
+                <w:b/>
+                <w:i w:val="0"/>
+                <w:color w:val="EA580C"/>
+                <w:sz w:val="16"/>
+              </w:rPr>
+              <w:t>Moyenne</w:t>
+            </w:r>
+          </w:p>
+        </w:tc>
+        <w:tc>
+          <w:tcPr>
+            <w:tcW w:type="dxa" w:w="1247"/>
+          </w:tcPr>
+          <w:p>
+            <w:r>
+              <w:rPr>
+                <w:b/>
+                <w:i w:val="0"/>
+                <w:sz w:val="16"/>
+              </w:rPr>
+              <w:t>S01</w:t>
+              <w:br/>
+            </w:r>
+            <w:r>
+              <w:rPr>
+                <w:b w:val="0"/>
+                <w:i w:val="0"/>
+                <w:color w:val="64748B"/>
+                <w:sz w:val="14"/>
+              </w:rPr>
+              <w:t>Démographie</w:t>
+            </w:r>
+          </w:p>
+        </w:tc>
+        <w:tc>
+          <w:tcPr>
+            <w:tcW w:type="dxa" w:w="1531"/>
+          </w:tcPr>
+          <w:p>
+            <w:r>
+              <w:rPr>
+                <w:b/>
+                <w:i w:val="0"/>
+                <w:color w:val="16A34A"/>
+                <w:sz w:val="16"/>
+              </w:rPr>
+              <w:t>s01q10_1</w:t>
+            </w:r>
+          </w:p>
+        </w:tc>
+        <w:tc>
+          <w:tcPr>
+            <w:tcW w:type="dxa" w:w="1191"/>
+          </w:tcPr>
+          <w:p>
+            <w:r>
+              <w:rPr>
+                <w:b w:val="0"/>
+                <w:i w:val="0"/>
+                <w:color w:val="64748B"/>
+                <w:sz w:val="16"/>
+              </w:rPr>
+              <w:t>GT-CQ</w:t>
+            </w:r>
+          </w:p>
+        </w:tc>
+        <w:tc>
+          <w:tcPr>
+            <w:tcW w:type="dxa" w:w="4706"/>
+          </w:tcPr>
+          <w:p>
+            <w:r>
+              <w:rPr>
+                <w:b w:val="0"/>
+                <w:i w:val="0"/>
+                <w:sz w:val="17"/>
+              </w:rPr>
+              <w:t>La taille du ménage lors de l'enquête principale (11) de ce ménage est inférieur à la taille du denombrement (15), prière de fournir des explications concrètes ou aller revisiter le ménage.</w:t>
+            </w:r>
+          </w:p>
+        </w:tc>
+      </w:tr>
+      <w:tr>
+        <w:tc>
+          <w:tcPr>
+            <w:tcW w:type="dxa" w:w="964"/>
+          </w:tcPr>
+          <w:p>
+            <w:r>
+              <w:rPr>
+                <w:b/>
+                <w:i w:val="0"/>
+                <w:color w:val="EA580C"/>
+                <w:sz w:val="16"/>
+              </w:rPr>
+              <w:t>Moyenne</w:t>
+            </w:r>
+          </w:p>
+        </w:tc>
+        <w:tc>
+          <w:tcPr>
+            <w:tcW w:type="dxa" w:w="1247"/>
+          </w:tcPr>
+          <w:p>
+            <w:r>
+              <w:rPr>
+                <w:b/>
+                <w:i w:val="0"/>
+                <w:sz w:val="16"/>
+              </w:rPr>
               <w:t>S02</w:t>
               <w:br/>
             </w:r>
@@ -1624,7 +3424,7 @@
                 <w:color w:val="16A34A"/>
                 <w:sz w:val="16"/>
               </w:rPr>
-              <w:t>—</w:t>
+              <w:t>s01q63, s00q04, s02q25, s01q00b, s02q17_2, s02q15_2</w:t>
             </w:r>
           </w:p>
         </w:tc>
@@ -1655,7 +3455,7 @@
                 <w:i w:val="0"/>
                 <w:sz w:val="17"/>
               </w:rPr>
-              <w:t>Incohérent!! Le niveau d'instruction déclaré par l'un des enfants () au niveau de la section 1 de NDEYE SANKHARE diffère de celui donné par NDEYE SANKHARE lui-même qui affirme ne pas avoir frequenté l'école formelle.</w:t>
+              <w:t>Dans les milieux urbains c'est peu probable de voir une école dont les élèves ou étudiants ne dépensent pas en frais d'uniformes, prière de verifier pour KALILOU SANKHARE qui fréquente 4ème année de Primaire et corriger ou confirmer avec le QG.</w:t>
             </w:r>
           </w:p>
         </w:tc>
@@ -1670,10 +3470,10 @@
               <w:rPr>
                 <w:b/>
                 <w:i w:val="0"/>
-                <w:color w:val="DC2626"/>
-                <w:sz w:val="16"/>
-              </w:rPr>
-              <w:t>Haute</w:t>
+                <w:color w:val="EA580C"/>
+                <w:sz w:val="16"/>
+              </w:rPr>
+              <w:t>Moyenne</w:t>
             </w:r>
           </w:p>
         </w:tc>
@@ -1688,7 +3488,7 @@
                 <w:i w:val="0"/>
                 <w:sz w:val="16"/>
               </w:rPr>
-              <w:t>S04</w:t>
+              <w:t>S02</w:t>
               <w:br/>
             </w:r>
             <w:r>
@@ -1698,7 +3498,7 @@
                 <w:color w:val="64748B"/>
                 <w:sz w:val="14"/>
               </w:rPr>
-              <w:t>Emploi</w:t>
+              <w:t>Éducation</w:t>
             </w:r>
           </w:p>
         </w:tc>
@@ -1714,7 +3514,7 @@
                 <w:color w:val="16A34A"/>
                 <w:sz w:val="16"/>
               </w:rPr>
-              <w:t>s01q00_0, s00q04, s03q38, s04q21, s04q51, s04q51_unite, s04q44, s04q65</w:t>
+              <w:t>s01q63, s00q04, s02q25, s01q00b, s02q17_2, s02q15_2</w:t>
             </w:r>
           </w:p>
         </w:tc>
@@ -1745,3157 +3545,7 @@
                 <w:i w:val="0"/>
                 <w:sz w:val="17"/>
               </w:rPr>
-              <w:t>Incoherence!!! NDEYE SANKHARE a travaillé plus de 20h par jours pour ses emplois (pricinpal et secondaire), prière de corriger.</w:t>
-            </w:r>
-          </w:p>
-        </w:tc>
-      </w:tr>
-      <w:tr>
-        <w:tc>
-          <w:tcPr>
-            <w:tcW w:type="dxa" w:w="964"/>
-          </w:tcPr>
-          <w:p>
-            <w:r>
-              <w:rPr>
-                <w:b/>
-                <w:i w:val="0"/>
-                <w:color w:val="DC2626"/>
-                <w:sz w:val="16"/>
-              </w:rPr>
-              <w:t>Haute</w:t>
-            </w:r>
-          </w:p>
-        </w:tc>
-        <w:tc>
-          <w:tcPr>
-            <w:tcW w:type="dxa" w:w="1247"/>
-          </w:tcPr>
-          <w:p>
-            <w:r>
-              <w:rPr>
-                <w:b/>
-                <w:i w:val="0"/>
-                <w:sz w:val="16"/>
-              </w:rPr>
-              <w:t>S04</w:t>
-              <w:br/>
-            </w:r>
-            <w:r>
-              <w:rPr>
-                <w:b w:val="0"/>
-                <w:i w:val="0"/>
-                <w:color w:val="64748B"/>
-                <w:sz w:val="14"/>
-              </w:rPr>
-              <w:t>Emploi</w:t>
-            </w:r>
-          </w:p>
-        </w:tc>
-        <w:tc>
-          <w:tcPr>
-            <w:tcW w:type="dxa" w:w="1531"/>
-          </w:tcPr>
-          <w:p>
-            <w:r>
-              <w:rPr>
-                <w:b/>
-                <w:i w:val="0"/>
-                <w:color w:val="16A34A"/>
-                <w:sz w:val="16"/>
-              </w:rPr>
-              <w:t>s01q00_0, s00q04, s03q38, s04q21, s04q51, s04q51_unite, s04q44, s04q65</w:t>
-            </w:r>
-          </w:p>
-        </w:tc>
-        <w:tc>
-          <w:tcPr>
-            <w:tcW w:type="dxa" w:w="1191"/>
-          </w:tcPr>
-          <w:p>
-            <w:r>
-              <w:rPr>
-                <w:b w:val="0"/>
-                <w:i w:val="0"/>
-                <w:color w:val="64748B"/>
-                <w:sz w:val="16"/>
-              </w:rPr>
-              <w:t>GT-CQ</w:t>
-            </w:r>
-          </w:p>
-        </w:tc>
-        <w:tc>
-          <w:tcPr>
-            <w:tcW w:type="dxa" w:w="4706"/>
-          </w:tcPr>
-          <w:p>
-            <w:r>
-              <w:rPr>
-                <w:b w:val="0"/>
-                <w:i w:val="0"/>
-                <w:sz w:val="17"/>
-              </w:rPr>
-              <w:t>Incoherence!!! LAMINE SANKHARÉ a travaillé plus de 20h par jours pour ses emplois (pricinpal et secondaire), prière de corriger.</w:t>
-            </w:r>
-          </w:p>
-        </w:tc>
-      </w:tr>
-      <w:tr>
-        <w:tc>
-          <w:tcPr>
-            <w:tcW w:type="dxa" w:w="964"/>
-          </w:tcPr>
-          <w:p>
-            <w:r>
-              <w:rPr>
-                <w:b/>
-                <w:i w:val="0"/>
-                <w:color w:val="DC2626"/>
-                <w:sz w:val="16"/>
-              </w:rPr>
-              <w:t>Haute</w:t>
-            </w:r>
-          </w:p>
-        </w:tc>
-        <w:tc>
-          <w:tcPr>
-            <w:tcW w:type="dxa" w:w="1247"/>
-          </w:tcPr>
-          <w:p>
-            <w:r>
-              <w:rPr>
-                <w:b/>
-                <w:i w:val="0"/>
-                <w:sz w:val="16"/>
-              </w:rPr>
-              <w:t>S12</w:t>
-              <w:br/>
-            </w:r>
-            <w:r>
-              <w:rPr>
-                <w:b w:val="0"/>
-                <w:i w:val="0"/>
-                <w:color w:val="64748B"/>
-                <w:sz w:val="14"/>
-              </w:rPr>
-              <w:t>Avoirs / biens durables</w:t>
-            </w:r>
-          </w:p>
-        </w:tc>
-        <w:tc>
-          <w:tcPr>
-            <w:tcW w:type="dxa" w:w="1531"/>
-          </w:tcPr>
-          <w:p>
-            <w:r>
-              <w:rPr>
-                <w:b/>
-                <w:i w:val="0"/>
-                <w:color w:val="16A34A"/>
-                <w:sz w:val="16"/>
-              </w:rPr>
-              <w:t>s00q08, s01q28, s01q29, s01q30, s02q01__2, s02q02__2, s03q20, s04q22</w:t>
-            </w:r>
-          </w:p>
-        </w:tc>
-        <w:tc>
-          <w:tcPr>
-            <w:tcW w:type="dxa" w:w="1191"/>
-          </w:tcPr>
-          <w:p>
-            <w:r>
-              <w:rPr>
-                <w:b w:val="0"/>
-                <w:i w:val="0"/>
-                <w:color w:val="64748B"/>
-                <w:sz w:val="16"/>
-              </w:rPr>
-              <w:t>GT-CQ</w:t>
-            </w:r>
-          </w:p>
-        </w:tc>
-        <w:tc>
-          <w:tcPr>
-            <w:tcW w:type="dxa" w:w="4706"/>
-          </w:tcPr>
-          <w:p>
-            <w:r>
-              <w:rPr>
-                <w:b w:val="0"/>
-                <w:i w:val="0"/>
-                <w:sz w:val="17"/>
-              </w:rPr>
-              <w:t>Le prix d'achat de l'article  Fer à repasser à charbon est nul (achété à 0fcfa) mais le prix de revente est different de 0 impossible, prière de verifier et corriger.</w:t>
-            </w:r>
-          </w:p>
-        </w:tc>
-      </w:tr>
-      <w:tr>
-        <w:tc>
-          <w:tcPr>
-            <w:tcW w:type="dxa" w:w="964"/>
-          </w:tcPr>
-          <w:p>
-            <w:r>
-              <w:rPr>
-                <w:b/>
-                <w:i w:val="0"/>
-                <w:color w:val="DC2626"/>
-                <w:sz w:val="16"/>
-              </w:rPr>
-              <w:t>Haute</w:t>
-            </w:r>
-          </w:p>
-        </w:tc>
-        <w:tc>
-          <w:tcPr>
-            <w:tcW w:type="dxa" w:w="1247"/>
-          </w:tcPr>
-          <w:p>
-            <w:r>
-              <w:rPr>
-                <w:b/>
-                <w:i w:val="0"/>
-                <w:sz w:val="16"/>
-              </w:rPr>
-              <w:t>S16</w:t>
-              <w:br/>
-            </w:r>
-            <w:r>
-              <w:rPr>
-                <w:b w:val="0"/>
-                <w:i w:val="0"/>
-                <w:color w:val="64748B"/>
-                <w:sz w:val="14"/>
-              </w:rPr>
-              <w:t>Agriculture</w:t>
-            </w:r>
-          </w:p>
-        </w:tc>
-        <w:tc>
-          <w:tcPr>
-            <w:tcW w:type="dxa" w:w="1531"/>
-          </w:tcPr>
-          <w:p>
-            <w:r>
-              <w:rPr>
-                <w:b/>
-                <w:i w:val="0"/>
-                <w:color w:val="16A34A"/>
-                <w:sz w:val="16"/>
-              </w:rPr>
-              <w:t>—</w:t>
-            </w:r>
-          </w:p>
-        </w:tc>
-        <w:tc>
-          <w:tcPr>
-            <w:tcW w:type="dxa" w:w="1191"/>
-          </w:tcPr>
-          <w:p>
-            <w:r>
-              <w:rPr>
-                <w:b w:val="0"/>
-                <w:i w:val="0"/>
-                <w:color w:val="64748B"/>
-                <w:sz w:val="16"/>
-              </w:rPr>
-              <w:t>GT-CQ</w:t>
-            </w:r>
-          </w:p>
-        </w:tc>
-        <w:tc>
-          <w:tcPr>
-            <w:tcW w:type="dxa" w:w="4706"/>
-          </w:tcPr>
-          <w:p>
-            <w:r>
-              <w:rPr>
-                <w:b w:val="0"/>
-                <w:i w:val="0"/>
-                <w:sz w:val="17"/>
-              </w:rPr>
-              <w:t>Incoherence! Le nombre de cultures dans la parcelle  est de .</w:t>
-            </w:r>
-          </w:p>
-        </w:tc>
-      </w:tr>
-      <w:tr>
-        <w:tc>
-          <w:tcPr>
-            <w:tcW w:type="dxa" w:w="964"/>
-          </w:tcPr>
-          <w:p>
-            <w:r>
-              <w:rPr>
-                <w:b/>
-                <w:i w:val="0"/>
-                <w:color w:val="DC2626"/>
-                <w:sz w:val="16"/>
-              </w:rPr>
-              <w:t>Haute</w:t>
-            </w:r>
-          </w:p>
-        </w:tc>
-        <w:tc>
-          <w:tcPr>
-            <w:tcW w:type="dxa" w:w="1247"/>
-          </w:tcPr>
-          <w:p>
-            <w:r>
-              <w:rPr>
-                <w:b/>
-                <w:i w:val="0"/>
-                <w:sz w:val="16"/>
-              </w:rPr>
-              <w:t>S16</w:t>
-              <w:br/>
-            </w:r>
-            <w:r>
-              <w:rPr>
-                <w:b w:val="0"/>
-                <w:i w:val="0"/>
-                <w:color w:val="64748B"/>
-                <w:sz w:val="14"/>
-              </w:rPr>
-              <w:t>Agriculture</w:t>
-            </w:r>
-          </w:p>
-        </w:tc>
-        <w:tc>
-          <w:tcPr>
-            <w:tcW w:type="dxa" w:w="1531"/>
-          </w:tcPr>
-          <w:p>
-            <w:r>
-              <w:rPr>
-                <w:b/>
-                <w:i w:val="0"/>
-                <w:color w:val="16A34A"/>
-                <w:sz w:val="16"/>
-              </w:rPr>
-              <w:t>—</w:t>
-            </w:r>
-          </w:p>
-        </w:tc>
-        <w:tc>
-          <w:tcPr>
-            <w:tcW w:type="dxa" w:w="1191"/>
-          </w:tcPr>
-          <w:p>
-            <w:r>
-              <w:rPr>
-                <w:b w:val="0"/>
-                <w:i w:val="0"/>
-                <w:color w:val="64748B"/>
-                <w:sz w:val="16"/>
-              </w:rPr>
-              <w:t>GT-CQ</w:t>
-            </w:r>
-          </w:p>
-        </w:tc>
-        <w:tc>
-          <w:tcPr>
-            <w:tcW w:type="dxa" w:w="4706"/>
-          </w:tcPr>
-          <w:p>
-            <w:r>
-              <w:rPr>
-                <w:b w:val="0"/>
-                <w:i w:val="0"/>
-                <w:sz w:val="17"/>
-              </w:rPr>
-              <w:t>Incoherence! Le nombre de minutes (.</w:t>
-            </w:r>
-          </w:p>
-        </w:tc>
-      </w:tr>
-      <w:tr>
-        <w:tc>
-          <w:tcPr>
-            <w:tcW w:type="dxa" w:w="964"/>
-          </w:tcPr>
-          <w:p>
-            <w:r>
-              <w:rPr>
-                <w:b/>
-                <w:i w:val="0"/>
-                <w:color w:val="EA580C"/>
-                <w:sz w:val="16"/>
-              </w:rPr>
-              <w:t>Moyenne</w:t>
-            </w:r>
-          </w:p>
-        </w:tc>
-        <w:tc>
-          <w:tcPr>
-            <w:tcW w:type="dxa" w:w="1247"/>
-          </w:tcPr>
-          <w:p>
-            <w:r>
-              <w:rPr>
-                <w:b/>
-                <w:i w:val="0"/>
-                <w:sz w:val="16"/>
-              </w:rPr>
-              <w:t>S00</w:t>
-              <w:br/>
-            </w:r>
-            <w:r>
-              <w:rPr>
-                <w:b w:val="0"/>
-                <w:i w:val="0"/>
-                <w:color w:val="64748B"/>
-                <w:sz w:val="14"/>
-              </w:rPr>
-              <w:t>Identification</w:t>
-            </w:r>
-          </w:p>
-        </w:tc>
-        <w:tc>
-          <w:tcPr>
-            <w:tcW w:type="dxa" w:w="1531"/>
-          </w:tcPr>
-          <w:p>
-            <w:r>
-              <w:rPr>
-                <w:b/>
-                <w:i w:val="0"/>
-                <w:color w:val="16A34A"/>
-                <w:sz w:val="16"/>
-              </w:rPr>
-              <w:t>s00q27</w:t>
-            </w:r>
-          </w:p>
-        </w:tc>
-        <w:tc>
-          <w:tcPr>
-            <w:tcW w:type="dxa" w:w="1191"/>
-          </w:tcPr>
-          <w:p>
-            <w:r>
-              <w:rPr>
-                <w:b w:val="0"/>
-                <w:i w:val="0"/>
-                <w:color w:val="64748B"/>
-                <w:sz w:val="16"/>
-              </w:rPr>
-              <w:t>GT-CQ</w:t>
-            </w:r>
-          </w:p>
-        </w:tc>
-        <w:tc>
-          <w:tcPr>
-            <w:tcW w:type="dxa" w:w="4706"/>
-          </w:tcPr>
-          <w:p>
-            <w:r>
-              <w:rPr>
-                <w:b w:val="0"/>
-                <w:i w:val="0"/>
-                <w:sz w:val="17"/>
-              </w:rPr>
-              <w:t>Le questionnaire semble ne pas être complètement fini mais le questionnaire est en statut complet, prière de compléter le questionnaire.</w:t>
-            </w:r>
-          </w:p>
-        </w:tc>
-      </w:tr>
-      <w:tr>
-        <w:tc>
-          <w:tcPr>
-            <w:tcW w:type="dxa" w:w="964"/>
-          </w:tcPr>
-          <w:p>
-            <w:r>
-              <w:rPr>
-                <w:b/>
-                <w:i w:val="0"/>
-                <w:color w:val="EA580C"/>
-                <w:sz w:val="16"/>
-              </w:rPr>
-              <w:t>Moyenne</w:t>
-            </w:r>
-          </w:p>
-        </w:tc>
-        <w:tc>
-          <w:tcPr>
-            <w:tcW w:type="dxa" w:w="1247"/>
-          </w:tcPr>
-          <w:p>
-            <w:r>
-              <w:rPr>
-                <w:b/>
-                <w:i w:val="0"/>
-                <w:sz w:val="16"/>
-              </w:rPr>
-              <w:t>S00</w:t>
-              <w:br/>
-            </w:r>
-            <w:r>
-              <w:rPr>
-                <w:b w:val="0"/>
-                <w:i w:val="0"/>
-                <w:color w:val="64748B"/>
-                <w:sz w:val="14"/>
-              </w:rPr>
-              <w:t>Identification</w:t>
-            </w:r>
-          </w:p>
-        </w:tc>
-        <w:tc>
-          <w:tcPr>
-            <w:tcW w:type="dxa" w:w="1531"/>
-          </w:tcPr>
-          <w:p>
-            <w:r>
-              <w:rPr>
-                <w:b/>
-                <w:i w:val="0"/>
-                <w:color w:val="16A34A"/>
-                <w:sz w:val="16"/>
-              </w:rPr>
-              <w:t>—</w:t>
-            </w:r>
-          </w:p>
-        </w:tc>
-        <w:tc>
-          <w:tcPr>
-            <w:tcW w:type="dxa" w:w="1191"/>
-          </w:tcPr>
-          <w:p>
-            <w:r>
-              <w:rPr>
-                <w:b w:val="0"/>
-                <w:i w:val="0"/>
-                <w:color w:val="64748B"/>
-                <w:sz w:val="16"/>
-              </w:rPr>
-              <w:t>GT-CQ</w:t>
-            </w:r>
-          </w:p>
-        </w:tc>
-        <w:tc>
-          <w:tcPr>
-            <w:tcW w:type="dxa" w:w="4706"/>
-          </w:tcPr>
-          <w:p>
-            <w:r>
-              <w:rPr>
-                <w:b w:val="0"/>
-                <w:i w:val="0"/>
-                <w:sz w:val="17"/>
-              </w:rPr>
-              <w:t>L'adresse ou la localisation du ménage doit être bien renseignée, ne doit pas contenir des numéros de téléphone et elle semble courte pour être une adresse.</w:t>
-            </w:r>
-          </w:p>
-        </w:tc>
-      </w:tr>
-      <w:tr>
-        <w:tc>
-          <w:tcPr>
-            <w:tcW w:type="dxa" w:w="964"/>
-          </w:tcPr>
-          <w:p>
-            <w:r>
-              <w:rPr>
-                <w:b/>
-                <w:i w:val="0"/>
-                <w:color w:val="EA580C"/>
-                <w:sz w:val="16"/>
-              </w:rPr>
-              <w:t>Moyenne</w:t>
-            </w:r>
-          </w:p>
-        </w:tc>
-        <w:tc>
-          <w:tcPr>
-            <w:tcW w:type="dxa" w:w="1247"/>
-          </w:tcPr>
-          <w:p>
-            <w:r>
-              <w:rPr>
-                <w:b/>
-                <w:i w:val="0"/>
-                <w:sz w:val="16"/>
-              </w:rPr>
-              <w:t>S00</w:t>
-              <w:br/>
-            </w:r>
-            <w:r>
-              <w:rPr>
-                <w:b w:val="0"/>
-                <w:i w:val="0"/>
-                <w:color w:val="64748B"/>
-                <w:sz w:val="14"/>
-              </w:rPr>
-              <w:t>Identification</w:t>
-            </w:r>
-          </w:p>
-        </w:tc>
-        <w:tc>
-          <w:tcPr>
-            <w:tcW w:type="dxa" w:w="1531"/>
-          </w:tcPr>
-          <w:p>
-            <w:r>
-              <w:rPr>
-                <w:b/>
-                <w:i w:val="0"/>
-                <w:color w:val="16A34A"/>
-                <w:sz w:val="16"/>
-              </w:rPr>
-              <w:t>—</w:t>
-            </w:r>
-          </w:p>
-        </w:tc>
-        <w:tc>
-          <w:tcPr>
-            <w:tcW w:type="dxa" w:w="1191"/>
-          </w:tcPr>
-          <w:p>
-            <w:r>
-              <w:rPr>
-                <w:b w:val="0"/>
-                <w:i w:val="0"/>
-                <w:color w:val="64748B"/>
-                <w:sz w:val="16"/>
-              </w:rPr>
-              <w:t>GT-CQ</w:t>
-            </w:r>
-          </w:p>
-        </w:tc>
-        <w:tc>
-          <w:tcPr>
-            <w:tcW w:type="dxa" w:w="4706"/>
-          </w:tcPr>
-          <w:p>
-            <w:r>
-              <w:rPr>
-                <w:b w:val="0"/>
-                <w:i w:val="0"/>
-                <w:sz w:val="17"/>
-              </w:rPr>
-              <w:t>Prière de renseigner la bonne adresse.</w:t>
-            </w:r>
-          </w:p>
-        </w:tc>
-      </w:tr>
-      <w:tr>
-        <w:tc>
-          <w:tcPr>
-            <w:tcW w:type="dxa" w:w="964"/>
-          </w:tcPr>
-          <w:p>
-            <w:r>
-              <w:rPr>
-                <w:b/>
-                <w:i w:val="0"/>
-                <w:color w:val="EA580C"/>
-                <w:sz w:val="16"/>
-              </w:rPr>
-              <w:t>Moyenne</w:t>
-            </w:r>
-          </w:p>
-        </w:tc>
-        <w:tc>
-          <w:tcPr>
-            <w:tcW w:type="dxa" w:w="1247"/>
-          </w:tcPr>
-          <w:p>
-            <w:r>
-              <w:rPr>
-                <w:b/>
-                <w:i w:val="0"/>
-                <w:sz w:val="16"/>
-              </w:rPr>
-              <w:t>S01</w:t>
-              <w:br/>
-            </w:r>
-            <w:r>
-              <w:rPr>
-                <w:b w:val="0"/>
-                <w:i w:val="0"/>
-                <w:color w:val="64748B"/>
-                <w:sz w:val="14"/>
-              </w:rPr>
-              <w:t>Démographie</w:t>
-            </w:r>
-          </w:p>
-        </w:tc>
-        <w:tc>
-          <w:tcPr>
-            <w:tcW w:type="dxa" w:w="1531"/>
-          </w:tcPr>
-          <w:p>
-            <w:r>
-              <w:rPr>
-                <w:b/>
-                <w:i w:val="0"/>
-                <w:color w:val="16A34A"/>
-                <w:sz w:val="16"/>
-              </w:rPr>
-              <w:t>—</w:t>
-            </w:r>
-          </w:p>
-        </w:tc>
-        <w:tc>
-          <w:tcPr>
-            <w:tcW w:type="dxa" w:w="1191"/>
-          </w:tcPr>
-          <w:p>
-            <w:r>
-              <w:rPr>
-                <w:b w:val="0"/>
-                <w:i w:val="0"/>
-                <w:color w:val="64748B"/>
-                <w:sz w:val="16"/>
-              </w:rPr>
-              <w:t>GT-CQ</w:t>
-            </w:r>
-          </w:p>
-        </w:tc>
-        <w:tc>
-          <w:tcPr>
-            <w:tcW w:type="dxa" w:w="4706"/>
-          </w:tcPr>
-          <w:p>
-            <w:r>
-              <w:rPr>
-                <w:b w:val="0"/>
-                <w:i w:val="0"/>
-                <w:sz w:val="17"/>
-              </w:rPr>
-              <w:t>Prière de verifier l'information donnée par MBAYE SANKHARE ou corriger au niveau de la section 1.</w:t>
-            </w:r>
-          </w:p>
-        </w:tc>
-      </w:tr>
-      <w:tr>
-        <w:tc>
-          <w:tcPr>
-            <w:tcW w:type="dxa" w:w="964"/>
-          </w:tcPr>
-          <w:p>
-            <w:r>
-              <w:rPr>
-                <w:b/>
-                <w:i w:val="0"/>
-                <w:color w:val="EA580C"/>
-                <w:sz w:val="16"/>
-              </w:rPr>
-              <w:t>Moyenne</w:t>
-            </w:r>
-          </w:p>
-        </w:tc>
-        <w:tc>
-          <w:tcPr>
-            <w:tcW w:type="dxa" w:w="1247"/>
-          </w:tcPr>
-          <w:p>
-            <w:r>
-              <w:rPr>
-                <w:b/>
-                <w:i w:val="0"/>
-                <w:sz w:val="16"/>
-              </w:rPr>
-              <w:t>S01</w:t>
-              <w:br/>
-            </w:r>
-            <w:r>
-              <w:rPr>
-                <w:b w:val="0"/>
-                <w:i w:val="0"/>
-                <w:color w:val="64748B"/>
-                <w:sz w:val="14"/>
-              </w:rPr>
-              <w:t>Démographie</w:t>
-            </w:r>
-          </w:p>
-        </w:tc>
-        <w:tc>
-          <w:tcPr>
-            <w:tcW w:type="dxa" w:w="1531"/>
-          </w:tcPr>
-          <w:p>
-            <w:r>
-              <w:rPr>
-                <w:b/>
-                <w:i w:val="0"/>
-                <w:color w:val="16A34A"/>
-                <w:sz w:val="16"/>
-              </w:rPr>
-              <w:t>s00q27, s01q03a, s01q03b, s01q03c, s01q00b</w:t>
-            </w:r>
-          </w:p>
-        </w:tc>
-        <w:tc>
-          <w:tcPr>
-            <w:tcW w:type="dxa" w:w="1191"/>
-          </w:tcPr>
-          <w:p>
-            <w:r>
-              <w:rPr>
-                <w:b w:val="0"/>
-                <w:i w:val="0"/>
-                <w:color w:val="64748B"/>
-                <w:sz w:val="16"/>
-              </w:rPr>
-              <w:t>GT-CQ</w:t>
-            </w:r>
-          </w:p>
-        </w:tc>
-        <w:tc>
-          <w:tcPr>
-            <w:tcW w:type="dxa" w:w="4706"/>
-          </w:tcPr>
-          <w:p>
-            <w:r>
-              <w:rPr>
-                <w:b w:val="0"/>
-                <w:i w:val="0"/>
-                <w:sz w:val="17"/>
-              </w:rPr>
-              <w:t>Les informations sur l'acte de naissance (ni Jours, ni mois et ni années) de  ABY SENGHOR  manquent, s'il vous plait pouvez-vous fournir d'effort pour avoir ces informations.</w:t>
-            </w:r>
-          </w:p>
-        </w:tc>
-      </w:tr>
-      <w:tr>
-        <w:tc>
-          <w:tcPr>
-            <w:tcW w:type="dxa" w:w="964"/>
-          </w:tcPr>
-          <w:p>
-            <w:r>
-              <w:rPr>
-                <w:b/>
-                <w:i w:val="0"/>
-                <w:color w:val="EA580C"/>
-                <w:sz w:val="16"/>
-              </w:rPr>
-              <w:t>Moyenne</w:t>
-            </w:r>
-          </w:p>
-        </w:tc>
-        <w:tc>
-          <w:tcPr>
-            <w:tcW w:type="dxa" w:w="1247"/>
-          </w:tcPr>
-          <w:p>
-            <w:r>
-              <w:rPr>
-                <w:b/>
-                <w:i w:val="0"/>
-                <w:sz w:val="16"/>
-              </w:rPr>
-              <w:t>S01</w:t>
-              <w:br/>
-            </w:r>
-            <w:r>
-              <w:rPr>
-                <w:b w:val="0"/>
-                <w:i w:val="0"/>
-                <w:color w:val="64748B"/>
-                <w:sz w:val="14"/>
-              </w:rPr>
-              <w:t>Démographie</w:t>
-            </w:r>
-          </w:p>
-        </w:tc>
-        <w:tc>
-          <w:tcPr>
-            <w:tcW w:type="dxa" w:w="1531"/>
-          </w:tcPr>
-          <w:p>
-            <w:r>
-              <w:rPr>
-                <w:b/>
-                <w:i w:val="0"/>
-                <w:color w:val="16A34A"/>
-                <w:sz w:val="16"/>
-              </w:rPr>
-              <w:t>s01q04a, s01q03b</w:t>
-            </w:r>
-          </w:p>
-        </w:tc>
-        <w:tc>
-          <w:tcPr>
-            <w:tcW w:type="dxa" w:w="1191"/>
-          </w:tcPr>
-          <w:p>
-            <w:r>
-              <w:rPr>
-                <w:b w:val="0"/>
-                <w:i w:val="0"/>
-                <w:color w:val="64748B"/>
-                <w:sz w:val="16"/>
-              </w:rPr>
-              <w:t>GT-CQ</w:t>
-            </w:r>
-          </w:p>
-        </w:tc>
-        <w:tc>
-          <w:tcPr>
-            <w:tcW w:type="dxa" w:w="4706"/>
-          </w:tcPr>
-          <w:p>
-            <w:r>
-              <w:rPr>
-                <w:b w:val="0"/>
-                <w:i w:val="0"/>
-                <w:sz w:val="17"/>
-              </w:rPr>
-              <w:t>Le mois de l'enfant ( ABY SENGHOR ) n'est pas connu mais vous avez declaré en s01q04a le nombre de mois, prière de changer NSP au niveau de s01q03b.</w:t>
-            </w:r>
-          </w:p>
-        </w:tc>
-      </w:tr>
-      <w:tr>
-        <w:tc>
-          <w:tcPr>
-            <w:tcW w:type="dxa" w:w="964"/>
-          </w:tcPr>
-          <w:p>
-            <w:r>
-              <w:rPr>
-                <w:b/>
-                <w:i w:val="0"/>
-                <w:color w:val="EA580C"/>
-                <w:sz w:val="16"/>
-              </w:rPr>
-              <w:t>Moyenne</w:t>
-            </w:r>
-          </w:p>
-        </w:tc>
-        <w:tc>
-          <w:tcPr>
-            <w:tcW w:type="dxa" w:w="1247"/>
-          </w:tcPr>
-          <w:p>
-            <w:r>
-              <w:rPr>
-                <w:b/>
-                <w:i w:val="0"/>
-                <w:sz w:val="16"/>
-              </w:rPr>
-              <w:t>S01</w:t>
-              <w:br/>
-            </w:r>
-            <w:r>
-              <w:rPr>
-                <w:b w:val="0"/>
-                <w:i w:val="0"/>
-                <w:color w:val="64748B"/>
-                <w:sz w:val="14"/>
-              </w:rPr>
-              <w:t>Démographie</w:t>
-            </w:r>
-          </w:p>
-        </w:tc>
-        <w:tc>
-          <w:tcPr>
-            <w:tcW w:type="dxa" w:w="1531"/>
-          </w:tcPr>
-          <w:p>
-            <w:r>
-              <w:rPr>
-                <w:b/>
-                <w:i w:val="0"/>
-                <w:color w:val="16A34A"/>
-                <w:sz w:val="16"/>
-              </w:rPr>
-              <w:t>—</w:t>
-            </w:r>
-          </w:p>
-        </w:tc>
-        <w:tc>
-          <w:tcPr>
-            <w:tcW w:type="dxa" w:w="1191"/>
-          </w:tcPr>
-          <w:p>
-            <w:r>
-              <w:rPr>
-                <w:b w:val="0"/>
-                <w:i w:val="0"/>
-                <w:color w:val="64748B"/>
-                <w:sz w:val="16"/>
-              </w:rPr>
-              <w:t>GT-CQ</w:t>
-            </w:r>
-          </w:p>
-        </w:tc>
-        <w:tc>
-          <w:tcPr>
-            <w:tcW w:type="dxa" w:w="4706"/>
-          </w:tcPr>
-          <w:p>
-            <w:r>
-              <w:rPr>
-                <w:b w:val="0"/>
-                <w:i w:val="0"/>
-                <w:sz w:val="17"/>
-              </w:rPr>
-              <w:t>Prière de verifier l'information donnée par ABY SENGHOR ou corriger au niveau de la section 1.</w:t>
-            </w:r>
-          </w:p>
-        </w:tc>
-      </w:tr>
-      <w:tr>
-        <w:tc>
-          <w:tcPr>
-            <w:tcW w:type="dxa" w:w="964"/>
-          </w:tcPr>
-          <w:p>
-            <w:r>
-              <w:rPr>
-                <w:b/>
-                <w:i w:val="0"/>
-                <w:color w:val="EA580C"/>
-                <w:sz w:val="16"/>
-              </w:rPr>
-              <w:t>Moyenne</w:t>
-            </w:r>
-          </w:p>
-        </w:tc>
-        <w:tc>
-          <w:tcPr>
-            <w:tcW w:type="dxa" w:w="1247"/>
-          </w:tcPr>
-          <w:p>
-            <w:r>
-              <w:rPr>
-                <w:b/>
-                <w:i w:val="0"/>
-                <w:sz w:val="16"/>
-              </w:rPr>
-              <w:t>S01</w:t>
-              <w:br/>
-            </w:r>
-            <w:r>
-              <w:rPr>
-                <w:b w:val="0"/>
-                <w:i w:val="0"/>
-                <w:color w:val="64748B"/>
-                <w:sz w:val="14"/>
-              </w:rPr>
-              <w:t>Démographie</w:t>
-            </w:r>
-          </w:p>
-        </w:tc>
-        <w:tc>
-          <w:tcPr>
-            <w:tcW w:type="dxa" w:w="1531"/>
-          </w:tcPr>
-          <w:p>
-            <w:r>
-              <w:rPr>
-                <w:b/>
-                <w:i w:val="0"/>
-                <w:color w:val="16A34A"/>
-                <w:sz w:val="16"/>
-              </w:rPr>
-              <w:t>s00q27, s01q03a, s01q03b, s01q03c, s01q00b</w:t>
-            </w:r>
-          </w:p>
-        </w:tc>
-        <w:tc>
-          <w:tcPr>
-            <w:tcW w:type="dxa" w:w="1191"/>
-          </w:tcPr>
-          <w:p>
-            <w:r>
-              <w:rPr>
-                <w:b w:val="0"/>
-                <w:i w:val="0"/>
-                <w:color w:val="64748B"/>
-                <w:sz w:val="16"/>
-              </w:rPr>
-              <w:t>GT-CQ</w:t>
-            </w:r>
-          </w:p>
-        </w:tc>
-        <w:tc>
-          <w:tcPr>
-            <w:tcW w:type="dxa" w:w="4706"/>
-          </w:tcPr>
-          <w:p>
-            <w:r>
-              <w:rPr>
-                <w:b w:val="0"/>
-                <w:i w:val="0"/>
-                <w:sz w:val="17"/>
-              </w:rPr>
-              <w:t>Les informations sur l'acte de naissance (ni Jours, ni mois et ni années) de  GNIMA SANKHARÉ  manquent, s'il vous plait pouvez-vous fournir d'effort pour avoir ces informations.</w:t>
-            </w:r>
-          </w:p>
-        </w:tc>
-      </w:tr>
-      <w:tr>
-        <w:tc>
-          <w:tcPr>
-            <w:tcW w:type="dxa" w:w="964"/>
-          </w:tcPr>
-          <w:p>
-            <w:r>
-              <w:rPr>
-                <w:b/>
-                <w:i w:val="0"/>
-                <w:color w:val="EA580C"/>
-                <w:sz w:val="16"/>
-              </w:rPr>
-              <w:t>Moyenne</w:t>
-            </w:r>
-          </w:p>
-        </w:tc>
-        <w:tc>
-          <w:tcPr>
-            <w:tcW w:type="dxa" w:w="1247"/>
-          </w:tcPr>
-          <w:p>
-            <w:r>
-              <w:rPr>
-                <w:b/>
-                <w:i w:val="0"/>
-                <w:sz w:val="16"/>
-              </w:rPr>
-              <w:t>S01</w:t>
-              <w:br/>
-            </w:r>
-            <w:r>
-              <w:rPr>
-                <w:b w:val="0"/>
-                <w:i w:val="0"/>
-                <w:color w:val="64748B"/>
-                <w:sz w:val="14"/>
-              </w:rPr>
-              <w:t>Démographie</w:t>
-            </w:r>
-          </w:p>
-        </w:tc>
-        <w:tc>
-          <w:tcPr>
-            <w:tcW w:type="dxa" w:w="1531"/>
-          </w:tcPr>
-          <w:p>
-            <w:r>
-              <w:rPr>
-                <w:b/>
-                <w:i w:val="0"/>
-                <w:color w:val="16A34A"/>
-                <w:sz w:val="16"/>
-              </w:rPr>
-              <w:t>s01q04a, s01q03b</w:t>
-            </w:r>
-          </w:p>
-        </w:tc>
-        <w:tc>
-          <w:tcPr>
-            <w:tcW w:type="dxa" w:w="1191"/>
-          </w:tcPr>
-          <w:p>
-            <w:r>
-              <w:rPr>
-                <w:b w:val="0"/>
-                <w:i w:val="0"/>
-                <w:color w:val="64748B"/>
-                <w:sz w:val="16"/>
-              </w:rPr>
-              <w:t>GT-CQ</w:t>
-            </w:r>
-          </w:p>
-        </w:tc>
-        <w:tc>
-          <w:tcPr>
-            <w:tcW w:type="dxa" w:w="4706"/>
-          </w:tcPr>
-          <w:p>
-            <w:r>
-              <w:rPr>
-                <w:b w:val="0"/>
-                <w:i w:val="0"/>
-                <w:sz w:val="17"/>
-              </w:rPr>
-              <w:t>Le mois de l'enfant ( GNIMA SANKHARÉ ) n'est pas connu mais vous avez declaré en s01q04a le nombre de mois, prière de changer NSP au niveau de s01q03b.</w:t>
-            </w:r>
-          </w:p>
-        </w:tc>
-      </w:tr>
-      <w:tr>
-        <w:tc>
-          <w:tcPr>
-            <w:tcW w:type="dxa" w:w="964"/>
-          </w:tcPr>
-          <w:p>
-            <w:r>
-              <w:rPr>
-                <w:b/>
-                <w:i w:val="0"/>
-                <w:color w:val="EA580C"/>
-                <w:sz w:val="16"/>
-              </w:rPr>
-              <w:t>Moyenne</w:t>
-            </w:r>
-          </w:p>
-        </w:tc>
-        <w:tc>
-          <w:tcPr>
-            <w:tcW w:type="dxa" w:w="1247"/>
-          </w:tcPr>
-          <w:p>
-            <w:r>
-              <w:rPr>
-                <w:b/>
-                <w:i w:val="0"/>
-                <w:sz w:val="16"/>
-              </w:rPr>
-              <w:t>S01</w:t>
-              <w:br/>
-            </w:r>
-            <w:r>
-              <w:rPr>
-                <w:b w:val="0"/>
-                <w:i w:val="0"/>
-                <w:color w:val="64748B"/>
-                <w:sz w:val="14"/>
-              </w:rPr>
-              <w:t>Démographie</w:t>
-            </w:r>
-          </w:p>
-        </w:tc>
-        <w:tc>
-          <w:tcPr>
-            <w:tcW w:type="dxa" w:w="1531"/>
-          </w:tcPr>
-          <w:p>
-            <w:r>
-              <w:rPr>
-                <w:b/>
-                <w:i w:val="0"/>
-                <w:color w:val="16A34A"/>
-                <w:sz w:val="16"/>
-              </w:rPr>
-              <w:t>—</w:t>
-            </w:r>
-          </w:p>
-        </w:tc>
-        <w:tc>
-          <w:tcPr>
-            <w:tcW w:type="dxa" w:w="1191"/>
-          </w:tcPr>
-          <w:p>
-            <w:r>
-              <w:rPr>
-                <w:b w:val="0"/>
-                <w:i w:val="0"/>
-                <w:color w:val="64748B"/>
-                <w:sz w:val="16"/>
-              </w:rPr>
-              <w:t>GT-CQ</w:t>
-            </w:r>
-          </w:p>
-        </w:tc>
-        <w:tc>
-          <w:tcPr>
-            <w:tcW w:type="dxa" w:w="4706"/>
-          </w:tcPr>
-          <w:p>
-            <w:r>
-              <w:rPr>
-                <w:b w:val="0"/>
-                <w:i w:val="0"/>
-                <w:sz w:val="17"/>
-              </w:rPr>
-              <w:t>Prière de verifier l'information donnée par GNIMA SANKHARÉ ou corriger au niveau de la section 1.</w:t>
-            </w:r>
-          </w:p>
-        </w:tc>
-      </w:tr>
-      <w:tr>
-        <w:tc>
-          <w:tcPr>
-            <w:tcW w:type="dxa" w:w="964"/>
-          </w:tcPr>
-          <w:p>
-            <w:r>
-              <w:rPr>
-                <w:b/>
-                <w:i w:val="0"/>
-                <w:color w:val="EA580C"/>
-                <w:sz w:val="16"/>
-              </w:rPr>
-              <w:t>Moyenne</w:t>
-            </w:r>
-          </w:p>
-        </w:tc>
-        <w:tc>
-          <w:tcPr>
-            <w:tcW w:type="dxa" w:w="1247"/>
-          </w:tcPr>
-          <w:p>
-            <w:r>
-              <w:rPr>
-                <w:b/>
-                <w:i w:val="0"/>
-                <w:sz w:val="16"/>
-              </w:rPr>
-              <w:t>S01</w:t>
-              <w:br/>
-            </w:r>
-            <w:r>
-              <w:rPr>
-                <w:b w:val="0"/>
-                <w:i w:val="0"/>
-                <w:color w:val="64748B"/>
-                <w:sz w:val="14"/>
-              </w:rPr>
-              <w:t>Démographie</w:t>
-            </w:r>
-          </w:p>
-        </w:tc>
-        <w:tc>
-          <w:tcPr>
-            <w:tcW w:type="dxa" w:w="1531"/>
-          </w:tcPr>
-          <w:p>
-            <w:r>
-              <w:rPr>
-                <w:b/>
-                <w:i w:val="0"/>
-                <w:color w:val="16A34A"/>
-                <w:sz w:val="16"/>
-              </w:rPr>
-              <w:t>s00q27, s01q03a, s01q03b, s01q03c, s01q00b</w:t>
-            </w:r>
-          </w:p>
-        </w:tc>
-        <w:tc>
-          <w:tcPr>
-            <w:tcW w:type="dxa" w:w="1191"/>
-          </w:tcPr>
-          <w:p>
-            <w:r>
-              <w:rPr>
-                <w:b w:val="0"/>
-                <w:i w:val="0"/>
-                <w:color w:val="64748B"/>
-                <w:sz w:val="16"/>
-              </w:rPr>
-              <w:t>GT-CQ</w:t>
-            </w:r>
-          </w:p>
-        </w:tc>
-        <w:tc>
-          <w:tcPr>
-            <w:tcW w:type="dxa" w:w="4706"/>
-          </w:tcPr>
-          <w:p>
-            <w:r>
-              <w:rPr>
-                <w:b w:val="0"/>
-                <w:i w:val="0"/>
-                <w:sz w:val="17"/>
-              </w:rPr>
-              <w:t>Les informations sur l'acte de naissance (ni Jours, ni mois et ni années) de  KALILOU SANKHARE  manquent, s'il vous plait pouvez-vous fournir d'effort pour avoir ces informations.</w:t>
-            </w:r>
-          </w:p>
-        </w:tc>
-      </w:tr>
-      <w:tr>
-        <w:tc>
-          <w:tcPr>
-            <w:tcW w:type="dxa" w:w="964"/>
-          </w:tcPr>
-          <w:p>
-            <w:r>
-              <w:rPr>
-                <w:b/>
-                <w:i w:val="0"/>
-                <w:color w:val="EA580C"/>
-                <w:sz w:val="16"/>
-              </w:rPr>
-              <w:t>Moyenne</w:t>
-            </w:r>
-          </w:p>
-        </w:tc>
-        <w:tc>
-          <w:tcPr>
-            <w:tcW w:type="dxa" w:w="1247"/>
-          </w:tcPr>
-          <w:p>
-            <w:r>
-              <w:rPr>
-                <w:b/>
-                <w:i w:val="0"/>
-                <w:sz w:val="16"/>
-              </w:rPr>
-              <w:t>S01</w:t>
-              <w:br/>
-            </w:r>
-            <w:r>
-              <w:rPr>
-                <w:b w:val="0"/>
-                <w:i w:val="0"/>
-                <w:color w:val="64748B"/>
-                <w:sz w:val="14"/>
-              </w:rPr>
-              <w:t>Démographie</w:t>
-            </w:r>
-          </w:p>
-        </w:tc>
-        <w:tc>
-          <w:tcPr>
-            <w:tcW w:type="dxa" w:w="1531"/>
-          </w:tcPr>
-          <w:p>
-            <w:r>
-              <w:rPr>
-                <w:b/>
-                <w:i w:val="0"/>
-                <w:color w:val="16A34A"/>
-                <w:sz w:val="16"/>
-              </w:rPr>
-              <w:t>—</w:t>
-            </w:r>
-          </w:p>
-        </w:tc>
-        <w:tc>
-          <w:tcPr>
-            <w:tcW w:type="dxa" w:w="1191"/>
-          </w:tcPr>
-          <w:p>
-            <w:r>
-              <w:rPr>
-                <w:b w:val="0"/>
-                <w:i w:val="0"/>
-                <w:color w:val="64748B"/>
-                <w:sz w:val="16"/>
-              </w:rPr>
-              <w:t>GT-CQ</w:t>
-            </w:r>
-          </w:p>
-        </w:tc>
-        <w:tc>
-          <w:tcPr>
-            <w:tcW w:type="dxa" w:w="4706"/>
-          </w:tcPr>
-          <w:p>
-            <w:r>
-              <w:rPr>
-                <w:b w:val="0"/>
-                <w:i w:val="0"/>
-                <w:sz w:val="17"/>
-              </w:rPr>
-              <w:t>Prière de verifier l'information donnée par KALILOU SANKHARE ou corriger au niveau de la section 1.</w:t>
-            </w:r>
-          </w:p>
-        </w:tc>
-      </w:tr>
-      <w:tr>
-        <w:tc>
-          <w:tcPr>
-            <w:tcW w:type="dxa" w:w="964"/>
-          </w:tcPr>
-          <w:p>
-            <w:r>
-              <w:rPr>
-                <w:b/>
-                <w:i w:val="0"/>
-                <w:color w:val="EA580C"/>
-                <w:sz w:val="16"/>
-              </w:rPr>
-              <w:t>Moyenne</w:t>
-            </w:r>
-          </w:p>
-        </w:tc>
-        <w:tc>
-          <w:tcPr>
-            <w:tcW w:type="dxa" w:w="1247"/>
-          </w:tcPr>
-          <w:p>
-            <w:r>
-              <w:rPr>
-                <w:b/>
-                <w:i w:val="0"/>
-                <w:sz w:val="16"/>
-              </w:rPr>
-              <w:t>S01</w:t>
-              <w:br/>
-            </w:r>
-            <w:r>
-              <w:rPr>
-                <w:b w:val="0"/>
-                <w:i w:val="0"/>
-                <w:color w:val="64748B"/>
-                <w:sz w:val="14"/>
-              </w:rPr>
-              <w:t>Démographie</w:t>
-            </w:r>
-          </w:p>
-        </w:tc>
-        <w:tc>
-          <w:tcPr>
-            <w:tcW w:type="dxa" w:w="1531"/>
-          </w:tcPr>
-          <w:p>
-            <w:r>
-              <w:rPr>
-                <w:b/>
-                <w:i w:val="0"/>
-                <w:color w:val="16A34A"/>
-                <w:sz w:val="16"/>
-              </w:rPr>
-              <w:t>s00q27, s01q03a, s01q03b, s01q03c, s01q00b</w:t>
-            </w:r>
-          </w:p>
-        </w:tc>
-        <w:tc>
-          <w:tcPr>
-            <w:tcW w:type="dxa" w:w="1191"/>
-          </w:tcPr>
-          <w:p>
-            <w:r>
-              <w:rPr>
-                <w:b w:val="0"/>
-                <w:i w:val="0"/>
-                <w:color w:val="64748B"/>
-                <w:sz w:val="16"/>
-              </w:rPr>
-              <w:t>GT-CQ</w:t>
-            </w:r>
-          </w:p>
-        </w:tc>
-        <w:tc>
-          <w:tcPr>
-            <w:tcW w:type="dxa" w:w="4706"/>
-          </w:tcPr>
-          <w:p>
-            <w:r>
-              <w:rPr>
-                <w:b w:val="0"/>
-                <w:i w:val="0"/>
-                <w:sz w:val="17"/>
-              </w:rPr>
-              <w:t>Les informations sur l'acte de naissance (ni Jours, ni mois et ni années) de  Khady SANKHARE  manquent, s'il vous plait pouvez-vous fournir d'effort pour avoir ces informations.</w:t>
-            </w:r>
-          </w:p>
-        </w:tc>
-      </w:tr>
-      <w:tr>
-        <w:tc>
-          <w:tcPr>
-            <w:tcW w:type="dxa" w:w="964"/>
-          </w:tcPr>
-          <w:p>
-            <w:r>
-              <w:rPr>
-                <w:b/>
-                <w:i w:val="0"/>
-                <w:color w:val="EA580C"/>
-                <w:sz w:val="16"/>
-              </w:rPr>
-              <w:t>Moyenne</w:t>
-            </w:r>
-          </w:p>
-        </w:tc>
-        <w:tc>
-          <w:tcPr>
-            <w:tcW w:type="dxa" w:w="1247"/>
-          </w:tcPr>
-          <w:p>
-            <w:r>
-              <w:rPr>
-                <w:b/>
-                <w:i w:val="0"/>
-                <w:sz w:val="16"/>
-              </w:rPr>
-              <w:t>S01</w:t>
-              <w:br/>
-            </w:r>
-            <w:r>
-              <w:rPr>
-                <w:b w:val="0"/>
-                <w:i w:val="0"/>
-                <w:color w:val="64748B"/>
-                <w:sz w:val="14"/>
-              </w:rPr>
-              <w:t>Démographie</w:t>
-            </w:r>
-          </w:p>
-        </w:tc>
-        <w:tc>
-          <w:tcPr>
-            <w:tcW w:type="dxa" w:w="1531"/>
-          </w:tcPr>
-          <w:p>
-            <w:r>
-              <w:rPr>
-                <w:b/>
-                <w:i w:val="0"/>
-                <w:color w:val="16A34A"/>
-                <w:sz w:val="16"/>
-              </w:rPr>
-              <w:t>—</w:t>
-            </w:r>
-          </w:p>
-        </w:tc>
-        <w:tc>
-          <w:tcPr>
-            <w:tcW w:type="dxa" w:w="1191"/>
-          </w:tcPr>
-          <w:p>
-            <w:r>
-              <w:rPr>
-                <w:b w:val="0"/>
-                <w:i w:val="0"/>
-                <w:color w:val="64748B"/>
-                <w:sz w:val="16"/>
-              </w:rPr>
-              <w:t>GT-CQ</w:t>
-            </w:r>
-          </w:p>
-        </w:tc>
-        <w:tc>
-          <w:tcPr>
-            <w:tcW w:type="dxa" w:w="4706"/>
-          </w:tcPr>
-          <w:p>
-            <w:r>
-              <w:rPr>
-                <w:b w:val="0"/>
-                <w:i w:val="0"/>
-                <w:sz w:val="17"/>
-              </w:rPr>
-              <w:t>Prière de verifier l'information donnée par Khady SANKHARE ou corriger au niveau de la section 1.</w:t>
-            </w:r>
-          </w:p>
-        </w:tc>
-      </w:tr>
-      <w:tr>
-        <w:tc>
-          <w:tcPr>
-            <w:tcW w:type="dxa" w:w="964"/>
-          </w:tcPr>
-          <w:p>
-            <w:r>
-              <w:rPr>
-                <w:b/>
-                <w:i w:val="0"/>
-                <w:color w:val="EA580C"/>
-                <w:sz w:val="16"/>
-              </w:rPr>
-              <w:t>Moyenne</w:t>
-            </w:r>
-          </w:p>
-        </w:tc>
-        <w:tc>
-          <w:tcPr>
-            <w:tcW w:type="dxa" w:w="1247"/>
-          </w:tcPr>
-          <w:p>
-            <w:r>
-              <w:rPr>
-                <w:b/>
-                <w:i w:val="0"/>
-                <w:sz w:val="16"/>
-              </w:rPr>
-              <w:t>S01</w:t>
-              <w:br/>
-            </w:r>
-            <w:r>
-              <w:rPr>
-                <w:b w:val="0"/>
-                <w:i w:val="0"/>
-                <w:color w:val="64748B"/>
-                <w:sz w:val="14"/>
-              </w:rPr>
-              <w:t>Démographie</w:t>
-            </w:r>
-          </w:p>
-        </w:tc>
-        <w:tc>
-          <w:tcPr>
-            <w:tcW w:type="dxa" w:w="1531"/>
-          </w:tcPr>
-          <w:p>
-            <w:r>
-              <w:rPr>
-                <w:b/>
-                <w:i w:val="0"/>
-                <w:color w:val="16A34A"/>
-                <w:sz w:val="16"/>
-              </w:rPr>
-              <w:t>s00q27, s01q03a, s01q03b, s01q03c, s01q00b</w:t>
-            </w:r>
-          </w:p>
-        </w:tc>
-        <w:tc>
-          <w:tcPr>
-            <w:tcW w:type="dxa" w:w="1191"/>
-          </w:tcPr>
-          <w:p>
-            <w:r>
-              <w:rPr>
-                <w:b w:val="0"/>
-                <w:i w:val="0"/>
-                <w:color w:val="64748B"/>
-                <w:sz w:val="16"/>
-              </w:rPr>
-              <w:t>GT-CQ</w:t>
-            </w:r>
-          </w:p>
-        </w:tc>
-        <w:tc>
-          <w:tcPr>
-            <w:tcW w:type="dxa" w:w="4706"/>
-          </w:tcPr>
-          <w:p>
-            <w:r>
-              <w:rPr>
-                <w:b w:val="0"/>
-                <w:i w:val="0"/>
-                <w:sz w:val="17"/>
-              </w:rPr>
-              <w:t>Les informations sur l'acte de naissance (ni Jours, ni mois et ni années) de  MODOU SANKHARE  manquent, s'il vous plait pouvez-vous fournir d'effort pour avoir ces informations.</w:t>
-            </w:r>
-          </w:p>
-        </w:tc>
-      </w:tr>
-      <w:tr>
-        <w:tc>
-          <w:tcPr>
-            <w:tcW w:type="dxa" w:w="964"/>
-          </w:tcPr>
-          <w:p>
-            <w:r>
-              <w:rPr>
-                <w:b/>
-                <w:i w:val="0"/>
-                <w:color w:val="EA580C"/>
-                <w:sz w:val="16"/>
-              </w:rPr>
-              <w:t>Moyenne</w:t>
-            </w:r>
-          </w:p>
-        </w:tc>
-        <w:tc>
-          <w:tcPr>
-            <w:tcW w:type="dxa" w:w="1247"/>
-          </w:tcPr>
-          <w:p>
-            <w:r>
-              <w:rPr>
-                <w:b/>
-                <w:i w:val="0"/>
-                <w:sz w:val="16"/>
-              </w:rPr>
-              <w:t>S01</w:t>
-              <w:br/>
-            </w:r>
-            <w:r>
-              <w:rPr>
-                <w:b w:val="0"/>
-                <w:i w:val="0"/>
-                <w:color w:val="64748B"/>
-                <w:sz w:val="14"/>
-              </w:rPr>
-              <w:t>Démographie</w:t>
-            </w:r>
-          </w:p>
-        </w:tc>
-        <w:tc>
-          <w:tcPr>
-            <w:tcW w:type="dxa" w:w="1531"/>
-          </w:tcPr>
-          <w:p>
-            <w:r>
-              <w:rPr>
-                <w:b/>
-                <w:i w:val="0"/>
-                <w:color w:val="16A34A"/>
-                <w:sz w:val="16"/>
-              </w:rPr>
-              <w:t>s01q00</w:t>
-            </w:r>
-          </w:p>
-        </w:tc>
-        <w:tc>
-          <w:tcPr>
-            <w:tcW w:type="dxa" w:w="1191"/>
-          </w:tcPr>
-          <w:p>
-            <w:r>
-              <w:rPr>
-                <w:b w:val="0"/>
-                <w:i w:val="0"/>
-                <w:color w:val="64748B"/>
-                <w:sz w:val="16"/>
-              </w:rPr>
-              <w:t>GT-CQ</w:t>
-            </w:r>
-          </w:p>
-        </w:tc>
-        <w:tc>
-          <w:tcPr>
-            <w:tcW w:type="dxa" w:w="4706"/>
-          </w:tcPr>
-          <w:p>
-            <w:r>
-              <w:rPr>
-                <w:b w:val="0"/>
-                <w:i w:val="0"/>
-                <w:sz w:val="17"/>
-              </w:rPr>
-              <w:t>Attention ! Vous avez déclaré en s01q00 que le répondant est la personne elle-même, or MODOU SANKHARE est trop jeune (8 ans) pour fournir des informations correctes.</w:t>
-            </w:r>
-          </w:p>
-        </w:tc>
-      </w:tr>
-      <w:tr>
-        <w:tc>
-          <w:tcPr>
-            <w:tcW w:type="dxa" w:w="964"/>
-          </w:tcPr>
-          <w:p>
-            <w:r>
-              <w:rPr>
-                <w:b/>
-                <w:i w:val="0"/>
-                <w:color w:val="EA580C"/>
-                <w:sz w:val="16"/>
-              </w:rPr>
-              <w:t>Moyenne</w:t>
-            </w:r>
-          </w:p>
-        </w:tc>
-        <w:tc>
-          <w:tcPr>
-            <w:tcW w:type="dxa" w:w="1247"/>
-          </w:tcPr>
-          <w:p>
-            <w:r>
-              <w:rPr>
-                <w:b/>
-                <w:i w:val="0"/>
-                <w:sz w:val="16"/>
-              </w:rPr>
-              <w:t>S01</w:t>
-              <w:br/>
-            </w:r>
-            <w:r>
-              <w:rPr>
-                <w:b w:val="0"/>
-                <w:i w:val="0"/>
-                <w:color w:val="64748B"/>
-                <w:sz w:val="14"/>
-              </w:rPr>
-              <w:t>Démographie</w:t>
-            </w:r>
-          </w:p>
-        </w:tc>
-        <w:tc>
-          <w:tcPr>
-            <w:tcW w:type="dxa" w:w="1531"/>
-          </w:tcPr>
-          <w:p>
-            <w:r>
-              <w:rPr>
-                <w:b/>
-                <w:i w:val="0"/>
-                <w:color w:val="16A34A"/>
-                <w:sz w:val="16"/>
-              </w:rPr>
-              <w:t>—</w:t>
-            </w:r>
-          </w:p>
-        </w:tc>
-        <w:tc>
-          <w:tcPr>
-            <w:tcW w:type="dxa" w:w="1191"/>
-          </w:tcPr>
-          <w:p>
-            <w:r>
-              <w:rPr>
-                <w:b w:val="0"/>
-                <w:i w:val="0"/>
-                <w:color w:val="64748B"/>
-                <w:sz w:val="16"/>
-              </w:rPr>
-              <w:t>GT-CQ</w:t>
-            </w:r>
-          </w:p>
-        </w:tc>
-        <w:tc>
-          <w:tcPr>
-            <w:tcW w:type="dxa" w:w="4706"/>
-          </w:tcPr>
-          <w:p>
-            <w:r>
-              <w:rPr>
-                <w:b w:val="0"/>
-                <w:i w:val="0"/>
-                <w:sz w:val="17"/>
-              </w:rPr>
-              <w:t>Prière de refaire la section 1 pour MODOU SANKHARE en demandant à un adulte de répondre aux questions à sa place.</w:t>
-            </w:r>
-          </w:p>
-        </w:tc>
-      </w:tr>
-      <w:tr>
-        <w:tc>
-          <w:tcPr>
-            <w:tcW w:type="dxa" w:w="964"/>
-          </w:tcPr>
-          <w:p>
-            <w:r>
-              <w:rPr>
-                <w:b/>
-                <w:i w:val="0"/>
-                <w:color w:val="EA580C"/>
-                <w:sz w:val="16"/>
-              </w:rPr>
-              <w:t>Moyenne</w:t>
-            </w:r>
-          </w:p>
-        </w:tc>
-        <w:tc>
-          <w:tcPr>
-            <w:tcW w:type="dxa" w:w="1247"/>
-          </w:tcPr>
-          <w:p>
-            <w:r>
-              <w:rPr>
-                <w:b/>
-                <w:i w:val="0"/>
-                <w:sz w:val="16"/>
-              </w:rPr>
-              <w:t>S01</w:t>
-              <w:br/>
-            </w:r>
-            <w:r>
-              <w:rPr>
-                <w:b w:val="0"/>
-                <w:i w:val="0"/>
-                <w:color w:val="64748B"/>
-                <w:sz w:val="14"/>
-              </w:rPr>
-              <w:t>Démographie</w:t>
-            </w:r>
-          </w:p>
-        </w:tc>
-        <w:tc>
-          <w:tcPr>
-            <w:tcW w:type="dxa" w:w="1531"/>
-          </w:tcPr>
-          <w:p>
-            <w:r>
-              <w:rPr>
-                <w:b/>
-                <w:i w:val="0"/>
-                <w:color w:val="16A34A"/>
-                <w:sz w:val="16"/>
-              </w:rPr>
-              <w:t>—</w:t>
-            </w:r>
-          </w:p>
-        </w:tc>
-        <w:tc>
-          <w:tcPr>
-            <w:tcW w:type="dxa" w:w="1191"/>
-          </w:tcPr>
-          <w:p>
-            <w:r>
-              <w:rPr>
-                <w:b w:val="0"/>
-                <w:i w:val="0"/>
-                <w:color w:val="64748B"/>
-                <w:sz w:val="16"/>
-              </w:rPr>
-              <w:t>GT-CQ</w:t>
-            </w:r>
-          </w:p>
-        </w:tc>
-        <w:tc>
-          <w:tcPr>
-            <w:tcW w:type="dxa" w:w="4706"/>
-          </w:tcPr>
-          <w:p>
-            <w:r>
-              <w:rPr>
-                <w:b w:val="0"/>
-                <w:i w:val="0"/>
-                <w:sz w:val="17"/>
-              </w:rPr>
-              <w:t>Prière de verifier l'information donnée par MODOU SANKHARE ou corriger au niveau de la section 1.</w:t>
-            </w:r>
-          </w:p>
-        </w:tc>
-      </w:tr>
-      <w:tr>
-        <w:tc>
-          <w:tcPr>
-            <w:tcW w:type="dxa" w:w="964"/>
-          </w:tcPr>
-          <w:p>
-            <w:r>
-              <w:rPr>
-                <w:b/>
-                <w:i w:val="0"/>
-                <w:color w:val="EA580C"/>
-                <w:sz w:val="16"/>
-              </w:rPr>
-              <w:t>Moyenne</w:t>
-            </w:r>
-          </w:p>
-        </w:tc>
-        <w:tc>
-          <w:tcPr>
-            <w:tcW w:type="dxa" w:w="1247"/>
-          </w:tcPr>
-          <w:p>
-            <w:r>
-              <w:rPr>
-                <w:b/>
-                <w:i w:val="0"/>
-                <w:sz w:val="16"/>
-              </w:rPr>
-              <w:t>S01</w:t>
-              <w:br/>
-            </w:r>
-            <w:r>
-              <w:rPr>
-                <w:b w:val="0"/>
-                <w:i w:val="0"/>
-                <w:color w:val="64748B"/>
-                <w:sz w:val="14"/>
-              </w:rPr>
-              <w:t>Démographie</w:t>
-            </w:r>
-          </w:p>
-        </w:tc>
-        <w:tc>
-          <w:tcPr>
-            <w:tcW w:type="dxa" w:w="1531"/>
-          </w:tcPr>
-          <w:p>
-            <w:r>
-              <w:rPr>
-                <w:b/>
-                <w:i w:val="0"/>
-                <w:color w:val="16A34A"/>
-                <w:sz w:val="16"/>
-              </w:rPr>
-              <w:t>s00q27, s01q03a, s01q03b, s01q03c, s01q00b</w:t>
-            </w:r>
-          </w:p>
-        </w:tc>
-        <w:tc>
-          <w:tcPr>
-            <w:tcW w:type="dxa" w:w="1191"/>
-          </w:tcPr>
-          <w:p>
-            <w:r>
-              <w:rPr>
-                <w:b w:val="0"/>
-                <w:i w:val="0"/>
-                <w:color w:val="64748B"/>
-                <w:sz w:val="16"/>
-              </w:rPr>
-              <w:t>GT-CQ</w:t>
-            </w:r>
-          </w:p>
-        </w:tc>
-        <w:tc>
-          <w:tcPr>
-            <w:tcW w:type="dxa" w:w="4706"/>
-          </w:tcPr>
-          <w:p>
-            <w:r>
-              <w:rPr>
-                <w:b w:val="0"/>
-                <w:i w:val="0"/>
-                <w:sz w:val="17"/>
-              </w:rPr>
-              <w:t>Les informations sur l'acte de naissance (ni Jours, ni mois et ni années) de  MOUKHAMED SANKHARE  manquent, s'il vous plait pouvez-vous fournir d'effort pour avoir ces informations.</w:t>
-            </w:r>
-          </w:p>
-        </w:tc>
-      </w:tr>
-      <w:tr>
-        <w:tc>
-          <w:tcPr>
-            <w:tcW w:type="dxa" w:w="964"/>
-          </w:tcPr>
-          <w:p>
-            <w:r>
-              <w:rPr>
-                <w:b/>
-                <w:i w:val="0"/>
-                <w:color w:val="EA580C"/>
-                <w:sz w:val="16"/>
-              </w:rPr>
-              <w:t>Moyenne</w:t>
-            </w:r>
-          </w:p>
-        </w:tc>
-        <w:tc>
-          <w:tcPr>
-            <w:tcW w:type="dxa" w:w="1247"/>
-          </w:tcPr>
-          <w:p>
-            <w:r>
-              <w:rPr>
-                <w:b/>
-                <w:i w:val="0"/>
-                <w:sz w:val="16"/>
-              </w:rPr>
-              <w:t>S01</w:t>
-              <w:br/>
-            </w:r>
-            <w:r>
-              <w:rPr>
-                <w:b w:val="0"/>
-                <w:i w:val="0"/>
-                <w:color w:val="64748B"/>
-                <w:sz w:val="14"/>
-              </w:rPr>
-              <w:t>Démographie</w:t>
-            </w:r>
-          </w:p>
-        </w:tc>
-        <w:tc>
-          <w:tcPr>
-            <w:tcW w:type="dxa" w:w="1531"/>
-          </w:tcPr>
-          <w:p>
-            <w:r>
-              <w:rPr>
-                <w:b/>
-                <w:i w:val="0"/>
-                <w:color w:val="16A34A"/>
-                <w:sz w:val="16"/>
-              </w:rPr>
-              <w:t>—</w:t>
-            </w:r>
-          </w:p>
-        </w:tc>
-        <w:tc>
-          <w:tcPr>
-            <w:tcW w:type="dxa" w:w="1191"/>
-          </w:tcPr>
-          <w:p>
-            <w:r>
-              <w:rPr>
-                <w:b w:val="0"/>
-                <w:i w:val="0"/>
-                <w:color w:val="64748B"/>
-                <w:sz w:val="16"/>
-              </w:rPr>
-              <w:t>GT-CQ</w:t>
-            </w:r>
-          </w:p>
-        </w:tc>
-        <w:tc>
-          <w:tcPr>
-            <w:tcW w:type="dxa" w:w="4706"/>
-          </w:tcPr>
-          <w:p>
-            <w:r>
-              <w:rPr>
-                <w:b w:val="0"/>
-                <w:i w:val="0"/>
-                <w:sz w:val="17"/>
-              </w:rPr>
-              <w:t>Prière de verifier l'information donnée par MOUKHAMED SANKHARE ou corriger au niveau de la section 1.</w:t>
-            </w:r>
-          </w:p>
-        </w:tc>
-      </w:tr>
-      <w:tr>
-        <w:tc>
-          <w:tcPr>
-            <w:tcW w:type="dxa" w:w="964"/>
-          </w:tcPr>
-          <w:p>
-            <w:r>
-              <w:rPr>
-                <w:b/>
-                <w:i w:val="0"/>
-                <w:color w:val="EA580C"/>
-                <w:sz w:val="16"/>
-              </w:rPr>
-              <w:t>Moyenne</w:t>
-            </w:r>
-          </w:p>
-        </w:tc>
-        <w:tc>
-          <w:tcPr>
-            <w:tcW w:type="dxa" w:w="1247"/>
-          </w:tcPr>
-          <w:p>
-            <w:r>
-              <w:rPr>
-                <w:b/>
-                <w:i w:val="0"/>
-                <w:sz w:val="16"/>
-              </w:rPr>
-              <w:t>S01</w:t>
-              <w:br/>
-            </w:r>
-            <w:r>
-              <w:rPr>
-                <w:b w:val="0"/>
-                <w:i w:val="0"/>
-                <w:color w:val="64748B"/>
-                <w:sz w:val="14"/>
-              </w:rPr>
-              <w:t>Démographie</w:t>
-            </w:r>
-          </w:p>
-        </w:tc>
-        <w:tc>
-          <w:tcPr>
-            <w:tcW w:type="dxa" w:w="1531"/>
-          </w:tcPr>
-          <w:p>
-            <w:r>
-              <w:rPr>
-                <w:b/>
-                <w:i w:val="0"/>
-                <w:color w:val="16A34A"/>
-                <w:sz w:val="16"/>
-              </w:rPr>
-              <w:t>s00q27, s01q03a, s01q03b, s01q03c, s01q00b</w:t>
-            </w:r>
-          </w:p>
-        </w:tc>
-        <w:tc>
-          <w:tcPr>
-            <w:tcW w:type="dxa" w:w="1191"/>
-          </w:tcPr>
-          <w:p>
-            <w:r>
-              <w:rPr>
-                <w:b w:val="0"/>
-                <w:i w:val="0"/>
-                <w:color w:val="64748B"/>
-                <w:sz w:val="16"/>
-              </w:rPr>
-              <w:t>GT-CQ</w:t>
-            </w:r>
-          </w:p>
-        </w:tc>
-        <w:tc>
-          <w:tcPr>
-            <w:tcW w:type="dxa" w:w="4706"/>
-          </w:tcPr>
-          <w:p>
-            <w:r>
-              <w:rPr>
-                <w:b w:val="0"/>
-                <w:i w:val="0"/>
-                <w:sz w:val="17"/>
-              </w:rPr>
-              <w:t>Les informations sur l'acte de naissance (ni Jours, ni mois et ni années) de  NDEYE SANKHARE  manquent, s'il vous plait pouvez-vous fournir d'effort pour avoir ces informations.</w:t>
-            </w:r>
-          </w:p>
-        </w:tc>
-      </w:tr>
-      <w:tr>
-        <w:tc>
-          <w:tcPr>
-            <w:tcW w:type="dxa" w:w="964"/>
-          </w:tcPr>
-          <w:p>
-            <w:r>
-              <w:rPr>
-                <w:b/>
-                <w:i w:val="0"/>
-                <w:color w:val="EA580C"/>
-                <w:sz w:val="16"/>
-              </w:rPr>
-              <w:t>Moyenne</w:t>
-            </w:r>
-          </w:p>
-        </w:tc>
-        <w:tc>
-          <w:tcPr>
-            <w:tcW w:type="dxa" w:w="1247"/>
-          </w:tcPr>
-          <w:p>
-            <w:r>
-              <w:rPr>
-                <w:b/>
-                <w:i w:val="0"/>
-                <w:sz w:val="16"/>
-              </w:rPr>
-              <w:t>S01</w:t>
-              <w:br/>
-            </w:r>
-            <w:r>
-              <w:rPr>
-                <w:b w:val="0"/>
-                <w:i w:val="0"/>
-                <w:color w:val="64748B"/>
-                <w:sz w:val="14"/>
-              </w:rPr>
-              <w:t>Démographie</w:t>
-            </w:r>
-          </w:p>
-        </w:tc>
-        <w:tc>
-          <w:tcPr>
-            <w:tcW w:type="dxa" w:w="1531"/>
-          </w:tcPr>
-          <w:p>
-            <w:r>
-              <w:rPr>
-                <w:b/>
-                <w:i w:val="0"/>
-                <w:color w:val="16A34A"/>
-                <w:sz w:val="16"/>
-              </w:rPr>
-              <w:t>s00q27, s01q03a, s01q03b, s01q03c, s01q00b</w:t>
-            </w:r>
-          </w:p>
-        </w:tc>
-        <w:tc>
-          <w:tcPr>
-            <w:tcW w:type="dxa" w:w="1191"/>
-          </w:tcPr>
-          <w:p>
-            <w:r>
-              <w:rPr>
-                <w:b w:val="0"/>
-                <w:i w:val="0"/>
-                <w:color w:val="64748B"/>
-                <w:sz w:val="16"/>
-              </w:rPr>
-              <w:t>GT-CQ</w:t>
-            </w:r>
-          </w:p>
-        </w:tc>
-        <w:tc>
-          <w:tcPr>
-            <w:tcW w:type="dxa" w:w="4706"/>
-          </w:tcPr>
-          <w:p>
-            <w:r>
-              <w:rPr>
-                <w:b w:val="0"/>
-                <w:i w:val="0"/>
-                <w:sz w:val="17"/>
-              </w:rPr>
-              <w:t>Les informations sur l'acte de naissance (ni Jours, ni mois et ni années) de  SEYNABOU SANKHANRE  manquent, s'il vous plait pouvez-vous fournir d'effort pour avoir ces informations.</w:t>
-            </w:r>
-          </w:p>
-        </w:tc>
-      </w:tr>
-      <w:tr>
-        <w:tc>
-          <w:tcPr>
-            <w:tcW w:type="dxa" w:w="964"/>
-          </w:tcPr>
-          <w:p>
-            <w:r>
-              <w:rPr>
-                <w:b/>
-                <w:i w:val="0"/>
-                <w:color w:val="EA580C"/>
-                <w:sz w:val="16"/>
-              </w:rPr>
-              <w:t>Moyenne</w:t>
-            </w:r>
-          </w:p>
-        </w:tc>
-        <w:tc>
-          <w:tcPr>
-            <w:tcW w:type="dxa" w:w="1247"/>
-          </w:tcPr>
-          <w:p>
-            <w:r>
-              <w:rPr>
-                <w:b/>
-                <w:i w:val="0"/>
-                <w:sz w:val="16"/>
-              </w:rPr>
-              <w:t>S01</w:t>
-              <w:br/>
-            </w:r>
-            <w:r>
-              <w:rPr>
-                <w:b w:val="0"/>
-                <w:i w:val="0"/>
-                <w:color w:val="64748B"/>
-                <w:sz w:val="14"/>
-              </w:rPr>
-              <w:t>Démographie</w:t>
-            </w:r>
-          </w:p>
-        </w:tc>
-        <w:tc>
-          <w:tcPr>
-            <w:tcW w:type="dxa" w:w="1531"/>
-          </w:tcPr>
-          <w:p>
-            <w:r>
-              <w:rPr>
-                <w:b/>
-                <w:i w:val="0"/>
-                <w:color w:val="16A34A"/>
-                <w:sz w:val="16"/>
-              </w:rPr>
-              <w:t>—</w:t>
-            </w:r>
-          </w:p>
-        </w:tc>
-        <w:tc>
-          <w:tcPr>
-            <w:tcW w:type="dxa" w:w="1191"/>
-          </w:tcPr>
-          <w:p>
-            <w:r>
-              <w:rPr>
-                <w:b w:val="0"/>
-                <w:i w:val="0"/>
-                <w:color w:val="64748B"/>
-                <w:sz w:val="16"/>
-              </w:rPr>
-              <w:t>GT-CQ</w:t>
-            </w:r>
-          </w:p>
-        </w:tc>
-        <w:tc>
-          <w:tcPr>
-            <w:tcW w:type="dxa" w:w="4706"/>
-          </w:tcPr>
-          <w:p>
-            <w:r>
-              <w:rPr>
-                <w:b w:val="0"/>
-                <w:i w:val="0"/>
-                <w:sz w:val="17"/>
-              </w:rPr>
-              <w:t>Prière de verifier l'information donnée par SEYNABOU SANKHANRE ou corriger au niveau de la section 1.</w:t>
-            </w:r>
-          </w:p>
-        </w:tc>
-      </w:tr>
-      <w:tr>
-        <w:tc>
-          <w:tcPr>
-            <w:tcW w:type="dxa" w:w="964"/>
-          </w:tcPr>
-          <w:p>
-            <w:r>
-              <w:rPr>
-                <w:b/>
-                <w:i w:val="0"/>
-                <w:color w:val="EA580C"/>
-                <w:sz w:val="16"/>
-              </w:rPr>
-              <w:t>Moyenne</w:t>
-            </w:r>
-          </w:p>
-        </w:tc>
-        <w:tc>
-          <w:tcPr>
-            <w:tcW w:type="dxa" w:w="1247"/>
-          </w:tcPr>
-          <w:p>
-            <w:r>
-              <w:rPr>
-                <w:b/>
-                <w:i w:val="0"/>
-                <w:sz w:val="16"/>
-              </w:rPr>
-              <w:t>S01</w:t>
-              <w:br/>
-            </w:r>
-            <w:r>
-              <w:rPr>
-                <w:b w:val="0"/>
-                <w:i w:val="0"/>
-                <w:color w:val="64748B"/>
-                <w:sz w:val="14"/>
-              </w:rPr>
-              <w:t>Démographie</w:t>
-            </w:r>
-          </w:p>
-        </w:tc>
-        <w:tc>
-          <w:tcPr>
-            <w:tcW w:type="dxa" w:w="1531"/>
-          </w:tcPr>
-          <w:p>
-            <w:r>
-              <w:rPr>
-                <w:b/>
-                <w:i w:val="0"/>
-                <w:color w:val="16A34A"/>
-                <w:sz w:val="16"/>
-              </w:rPr>
-              <w:t>s00q27, s01q03a, s01q03b, s01q03c, s01q00b</w:t>
-            </w:r>
-          </w:p>
-        </w:tc>
-        <w:tc>
-          <w:tcPr>
-            <w:tcW w:type="dxa" w:w="1191"/>
-          </w:tcPr>
-          <w:p>
-            <w:r>
-              <w:rPr>
-                <w:b w:val="0"/>
-                <w:i w:val="0"/>
-                <w:color w:val="64748B"/>
-                <w:sz w:val="16"/>
-              </w:rPr>
-              <w:t>GT-CQ</w:t>
-            </w:r>
-          </w:p>
-        </w:tc>
-        <w:tc>
-          <w:tcPr>
-            <w:tcW w:type="dxa" w:w="4706"/>
-          </w:tcPr>
-          <w:p>
-            <w:r>
-              <w:rPr>
-                <w:b w:val="0"/>
-                <w:i w:val="0"/>
-                <w:sz w:val="17"/>
-              </w:rPr>
-              <w:t>Les informations sur l'acte de naissance (ni Jours, ni mois et ni années) de  YA KANE SANKHARE  manquent, s'il vous plait pouvez-vous fournir d'effort pour avoir ces informations.</w:t>
-            </w:r>
-          </w:p>
-        </w:tc>
-      </w:tr>
-      <w:tr>
-        <w:tc>
-          <w:tcPr>
-            <w:tcW w:type="dxa" w:w="964"/>
-          </w:tcPr>
-          <w:p>
-            <w:r>
-              <w:rPr>
-                <w:b/>
-                <w:i w:val="0"/>
-                <w:color w:val="EA580C"/>
-                <w:sz w:val="16"/>
-              </w:rPr>
-              <w:t>Moyenne</w:t>
-            </w:r>
-          </w:p>
-        </w:tc>
-        <w:tc>
-          <w:tcPr>
-            <w:tcW w:type="dxa" w:w="1247"/>
-          </w:tcPr>
-          <w:p>
-            <w:r>
-              <w:rPr>
-                <w:b/>
-                <w:i w:val="0"/>
-                <w:sz w:val="16"/>
-              </w:rPr>
-              <w:t>S01</w:t>
-              <w:br/>
-            </w:r>
-            <w:r>
-              <w:rPr>
-                <w:b w:val="0"/>
-                <w:i w:val="0"/>
-                <w:color w:val="64748B"/>
-                <w:sz w:val="14"/>
-              </w:rPr>
-              <w:t>Démographie</w:t>
-            </w:r>
-          </w:p>
-        </w:tc>
-        <w:tc>
-          <w:tcPr>
-            <w:tcW w:type="dxa" w:w="1531"/>
-          </w:tcPr>
-          <w:p>
-            <w:r>
-              <w:rPr>
-                <w:b/>
-                <w:i w:val="0"/>
-                <w:color w:val="16A34A"/>
-                <w:sz w:val="16"/>
-              </w:rPr>
-              <w:t>—</w:t>
-            </w:r>
-          </w:p>
-        </w:tc>
-        <w:tc>
-          <w:tcPr>
-            <w:tcW w:type="dxa" w:w="1191"/>
-          </w:tcPr>
-          <w:p>
-            <w:r>
-              <w:rPr>
-                <w:b w:val="0"/>
-                <w:i w:val="0"/>
-                <w:color w:val="64748B"/>
-                <w:sz w:val="16"/>
-              </w:rPr>
-              <w:t>GT-CQ</w:t>
-            </w:r>
-          </w:p>
-        </w:tc>
-        <w:tc>
-          <w:tcPr>
-            <w:tcW w:type="dxa" w:w="4706"/>
-          </w:tcPr>
-          <w:p>
-            <w:r>
-              <w:rPr>
-                <w:b w:val="0"/>
-                <w:i w:val="0"/>
-                <w:sz w:val="17"/>
-              </w:rPr>
-              <w:t>Prière de verifier l'information donnée par YA KANE SANKHARE ou corriger au niveau de la section 1.</w:t>
-            </w:r>
-          </w:p>
-        </w:tc>
-      </w:tr>
-      <w:tr>
-        <w:tc>
-          <w:tcPr>
-            <w:tcW w:type="dxa" w:w="964"/>
-          </w:tcPr>
-          <w:p>
-            <w:r>
-              <w:rPr>
-                <w:b/>
-                <w:i w:val="0"/>
-                <w:color w:val="EA580C"/>
-                <w:sz w:val="16"/>
-              </w:rPr>
-              <w:t>Moyenne</w:t>
-            </w:r>
-          </w:p>
-        </w:tc>
-        <w:tc>
-          <w:tcPr>
-            <w:tcW w:type="dxa" w:w="1247"/>
-          </w:tcPr>
-          <w:p>
-            <w:r>
-              <w:rPr>
-                <w:b/>
-                <w:i w:val="0"/>
-                <w:sz w:val="16"/>
-              </w:rPr>
-              <w:t>S01</w:t>
-              <w:br/>
-            </w:r>
-            <w:r>
-              <w:rPr>
-                <w:b w:val="0"/>
-                <w:i w:val="0"/>
-                <w:color w:val="64748B"/>
-                <w:sz w:val="14"/>
-              </w:rPr>
-              <w:t>Démographie</w:t>
-            </w:r>
-          </w:p>
-        </w:tc>
-        <w:tc>
-          <w:tcPr>
-            <w:tcW w:type="dxa" w:w="1531"/>
-          </w:tcPr>
-          <w:p>
-            <w:r>
-              <w:rPr>
-                <w:b/>
-                <w:i w:val="0"/>
-                <w:color w:val="16A34A"/>
-                <w:sz w:val="16"/>
-              </w:rPr>
-              <w:t>s01q10_1</w:t>
-            </w:r>
-          </w:p>
-        </w:tc>
-        <w:tc>
-          <w:tcPr>
-            <w:tcW w:type="dxa" w:w="1191"/>
-          </w:tcPr>
-          <w:p>
-            <w:r>
-              <w:rPr>
-                <w:b w:val="0"/>
-                <w:i w:val="0"/>
-                <w:color w:val="64748B"/>
-                <w:sz w:val="16"/>
-              </w:rPr>
-              <w:t>GT-CQ</w:t>
-            </w:r>
-          </w:p>
-        </w:tc>
-        <w:tc>
-          <w:tcPr>
-            <w:tcW w:type="dxa" w:w="4706"/>
-          </w:tcPr>
-          <w:p>
-            <w:r>
-              <w:rPr>
-                <w:b w:val="0"/>
-                <w:i w:val="0"/>
-                <w:sz w:val="17"/>
-              </w:rPr>
-              <w:t>La taille du ménage lors de l'enquête principale (11) de ce ménage est inférieur à la taille du denombrement (15), prière de fournir des explications concrètes ou aller revisiter le ménage.</w:t>
-            </w:r>
-          </w:p>
-        </w:tc>
-      </w:tr>
-      <w:tr>
-        <w:tc>
-          <w:tcPr>
-            <w:tcW w:type="dxa" w:w="964"/>
-          </w:tcPr>
-          <w:p>
-            <w:r>
-              <w:rPr>
-                <w:b/>
-                <w:i w:val="0"/>
-                <w:color w:val="EA580C"/>
-                <w:sz w:val="16"/>
-              </w:rPr>
-              <w:t>Moyenne</w:t>
-            </w:r>
-          </w:p>
-        </w:tc>
-        <w:tc>
-          <w:tcPr>
-            <w:tcW w:type="dxa" w:w="1247"/>
-          </w:tcPr>
-          <w:p>
-            <w:r>
-              <w:rPr>
-                <w:b/>
-                <w:i w:val="0"/>
-                <w:sz w:val="16"/>
-              </w:rPr>
-              <w:t>S02</w:t>
-              <w:br/>
-            </w:r>
-            <w:r>
-              <w:rPr>
-                <w:b w:val="0"/>
-                <w:i w:val="0"/>
-                <w:color w:val="64748B"/>
-                <w:sz w:val="14"/>
-              </w:rPr>
-              <w:t>Éducation</w:t>
-            </w:r>
-          </w:p>
-        </w:tc>
-        <w:tc>
-          <w:tcPr>
-            <w:tcW w:type="dxa" w:w="1531"/>
-          </w:tcPr>
-          <w:p>
-            <w:r>
-              <w:rPr>
-                <w:b/>
-                <w:i w:val="0"/>
-                <w:color w:val="16A34A"/>
-                <w:sz w:val="16"/>
-              </w:rPr>
-              <w:t>—</w:t>
-            </w:r>
-          </w:p>
-        </w:tc>
-        <w:tc>
-          <w:tcPr>
-            <w:tcW w:type="dxa" w:w="1191"/>
-          </w:tcPr>
-          <w:p>
-            <w:r>
-              <w:rPr>
-                <w:b w:val="0"/>
-                <w:i w:val="0"/>
-                <w:color w:val="64748B"/>
-                <w:sz w:val="16"/>
-              </w:rPr>
-              <w:t>GT-CQ</w:t>
-            </w:r>
-          </w:p>
-        </w:tc>
-        <w:tc>
-          <w:tcPr>
-            <w:tcW w:type="dxa" w:w="4706"/>
-          </w:tcPr>
-          <w:p>
-            <w:r>
-              <w:rPr>
-                <w:b w:val="0"/>
-                <w:i w:val="0"/>
-                <w:sz w:val="17"/>
-              </w:rPr>
-              <w:t>veuillez, s'il vous plait, confirmer les frais de scolarité ( 2500 FCFA) payée de KALILOU SANKHARE avec le QG ou apporter les corrections nécessaires.</w:t>
-            </w:r>
-          </w:p>
-        </w:tc>
-      </w:tr>
-      <w:tr>
-        <w:tc>
-          <w:tcPr>
-            <w:tcW w:type="dxa" w:w="964"/>
-          </w:tcPr>
-          <w:p>
-            <w:r>
-              <w:rPr>
-                <w:b/>
-                <w:i w:val="0"/>
-                <w:color w:val="EA580C"/>
-                <w:sz w:val="16"/>
-              </w:rPr>
-              <w:t>Moyenne</w:t>
-            </w:r>
-          </w:p>
-        </w:tc>
-        <w:tc>
-          <w:tcPr>
-            <w:tcW w:type="dxa" w:w="1247"/>
-          </w:tcPr>
-          <w:p>
-            <w:r>
-              <w:rPr>
-                <w:b/>
-                <w:i w:val="0"/>
-                <w:sz w:val="16"/>
-              </w:rPr>
-              <w:t>S02</w:t>
-              <w:br/>
-            </w:r>
-            <w:r>
-              <w:rPr>
-                <w:b w:val="0"/>
-                <w:i w:val="0"/>
-                <w:color w:val="64748B"/>
-                <w:sz w:val="14"/>
-              </w:rPr>
-              <w:t>Éducation</w:t>
-            </w:r>
-          </w:p>
-        </w:tc>
-        <w:tc>
-          <w:tcPr>
-            <w:tcW w:type="dxa" w:w="1531"/>
-          </w:tcPr>
-          <w:p>
-            <w:r>
-              <w:rPr>
-                <w:b/>
-                <w:i w:val="0"/>
-                <w:color w:val="16A34A"/>
-                <w:sz w:val="16"/>
-              </w:rPr>
-              <w:t>s01q63, s00q04, s02q25, s01q00b, s02q17_2, s02q15_2</w:t>
-            </w:r>
-          </w:p>
-        </w:tc>
-        <w:tc>
-          <w:tcPr>
-            <w:tcW w:type="dxa" w:w="1191"/>
-          </w:tcPr>
-          <w:p>
-            <w:r>
-              <w:rPr>
-                <w:b w:val="0"/>
-                <w:i w:val="0"/>
-                <w:color w:val="64748B"/>
-                <w:sz w:val="16"/>
-              </w:rPr>
-              <w:t>GT-CQ</w:t>
-            </w:r>
-          </w:p>
-        </w:tc>
-        <w:tc>
-          <w:tcPr>
-            <w:tcW w:type="dxa" w:w="4706"/>
-          </w:tcPr>
-          <w:p>
-            <w:r>
-              <w:rPr>
-                <w:b w:val="0"/>
-                <w:i w:val="0"/>
-                <w:sz w:val="17"/>
-              </w:rPr>
-              <w:t>Dans les milieux urbains c'est peu probable de voir une école dont les élèves ou étudiants ne dépensent pas en frais d'uniformes, prière de verifier pour KALILOU SANKHARE qui fréquente 4ème année de Primaire et corriger ou confirmer avec le QG.</w:t>
-            </w:r>
-          </w:p>
-        </w:tc>
-      </w:tr>
-      <w:tr>
-        <w:tc>
-          <w:tcPr>
-            <w:tcW w:type="dxa" w:w="964"/>
-          </w:tcPr>
-          <w:p>
-            <w:r>
-              <w:rPr>
-                <w:b/>
-                <w:i w:val="0"/>
-                <w:color w:val="EA580C"/>
-                <w:sz w:val="16"/>
-              </w:rPr>
-              <w:t>Moyenne</w:t>
-            </w:r>
-          </w:p>
-        </w:tc>
-        <w:tc>
-          <w:tcPr>
-            <w:tcW w:type="dxa" w:w="1247"/>
-          </w:tcPr>
-          <w:p>
-            <w:r>
-              <w:rPr>
-                <w:b/>
-                <w:i w:val="0"/>
-                <w:sz w:val="16"/>
-              </w:rPr>
-              <w:t>S02</w:t>
-              <w:br/>
-            </w:r>
-            <w:r>
-              <w:rPr>
-                <w:b w:val="0"/>
-                <w:i w:val="0"/>
-                <w:color w:val="64748B"/>
-                <w:sz w:val="14"/>
-              </w:rPr>
-              <w:t>Éducation</w:t>
-            </w:r>
-          </w:p>
-        </w:tc>
-        <w:tc>
-          <w:tcPr>
-            <w:tcW w:type="dxa" w:w="1531"/>
-          </w:tcPr>
-          <w:p>
-            <w:r>
-              <w:rPr>
-                <w:b/>
-                <w:i w:val="0"/>
-                <w:color w:val="16A34A"/>
-                <w:sz w:val="16"/>
-              </w:rPr>
-              <w:t>—</w:t>
-            </w:r>
-          </w:p>
-        </w:tc>
-        <w:tc>
-          <w:tcPr>
-            <w:tcW w:type="dxa" w:w="1191"/>
-          </w:tcPr>
-          <w:p>
-            <w:r>
-              <w:rPr>
-                <w:b w:val="0"/>
-                <w:i w:val="0"/>
-                <w:color w:val="64748B"/>
-                <w:sz w:val="16"/>
-              </w:rPr>
-              <w:t>GT-CQ</w:t>
-            </w:r>
-          </w:p>
-        </w:tc>
-        <w:tc>
-          <w:tcPr>
-            <w:tcW w:type="dxa" w:w="4706"/>
-          </w:tcPr>
-          <w:p>
-            <w:r>
-              <w:rPr>
-                <w:b w:val="0"/>
-                <w:i w:val="0"/>
-                <w:sz w:val="17"/>
-              </w:rPr>
-              <w:t>veuillez, s'il vous plait, confirmer les frais de scolarité ( 2500 FCFA) payée de Khady SANKHARE avec le QG ou apporter les corrections nécessaires.</w:t>
-            </w:r>
-          </w:p>
-        </w:tc>
-      </w:tr>
-      <w:tr>
-        <w:tc>
-          <w:tcPr>
-            <w:tcW w:type="dxa" w:w="964"/>
-          </w:tcPr>
-          <w:p>
-            <w:r>
-              <w:rPr>
-                <w:b/>
-                <w:i w:val="0"/>
-                <w:color w:val="EA580C"/>
-                <w:sz w:val="16"/>
-              </w:rPr>
-              <w:t>Moyenne</w:t>
-            </w:r>
-          </w:p>
-        </w:tc>
-        <w:tc>
-          <w:tcPr>
-            <w:tcW w:type="dxa" w:w="1247"/>
-          </w:tcPr>
-          <w:p>
-            <w:r>
-              <w:rPr>
-                <w:b/>
-                <w:i w:val="0"/>
-                <w:sz w:val="16"/>
-              </w:rPr>
-              <w:t>S02</w:t>
-              <w:br/>
-            </w:r>
-            <w:r>
-              <w:rPr>
-                <w:b w:val="0"/>
-                <w:i w:val="0"/>
-                <w:color w:val="64748B"/>
-                <w:sz w:val="14"/>
-              </w:rPr>
-              <w:t>Éducation</w:t>
-            </w:r>
-          </w:p>
-        </w:tc>
-        <w:tc>
-          <w:tcPr>
-            <w:tcW w:type="dxa" w:w="1531"/>
-          </w:tcPr>
-          <w:p>
-            <w:r>
-              <w:rPr>
-                <w:b/>
-                <w:i w:val="0"/>
-                <w:color w:val="16A34A"/>
-                <w:sz w:val="16"/>
-              </w:rPr>
-              <w:t>s01q63, s00q04, s02q25, s01q00b, s02q17_2, s02q15_2</w:t>
-            </w:r>
-          </w:p>
-        </w:tc>
-        <w:tc>
-          <w:tcPr>
-            <w:tcW w:type="dxa" w:w="1191"/>
-          </w:tcPr>
-          <w:p>
-            <w:r>
-              <w:rPr>
-                <w:b w:val="0"/>
-                <w:i w:val="0"/>
-                <w:color w:val="64748B"/>
-                <w:sz w:val="16"/>
-              </w:rPr>
-              <w:t>GT-CQ</w:t>
-            </w:r>
-          </w:p>
-        </w:tc>
-        <w:tc>
-          <w:tcPr>
-            <w:tcW w:type="dxa" w:w="4706"/>
-          </w:tcPr>
-          <w:p>
-            <w:r>
-              <w:rPr>
-                <w:b w:val="0"/>
-                <w:i w:val="0"/>
-                <w:sz w:val="17"/>
-              </w:rPr>
               <w:t>Dans les milieux urbains c'est peu probable de voir une école dont les élèves ou étudiants ne dépensent pas en frais d'uniformes, prière de verifier pour Khady SANKHARE qui fréquente 3ème année de Primaire et corriger ou confirmer avec le QG.</w:t>
-            </w:r>
-          </w:p>
-        </w:tc>
-      </w:tr>
-      <w:tr>
-        <w:tc>
-          <w:tcPr>
-            <w:tcW w:type="dxa" w:w="964"/>
-          </w:tcPr>
-          <w:p>
-            <w:r>
-              <w:rPr>
-                <w:b/>
-                <w:i w:val="0"/>
-                <w:color w:val="EA580C"/>
-                <w:sz w:val="16"/>
-              </w:rPr>
-              <w:t>Moyenne</w:t>
-            </w:r>
-          </w:p>
-        </w:tc>
-        <w:tc>
-          <w:tcPr>
-            <w:tcW w:type="dxa" w:w="1247"/>
-          </w:tcPr>
-          <w:p>
-            <w:r>
-              <w:rPr>
-                <w:b/>
-                <w:i w:val="0"/>
-                <w:sz w:val="16"/>
-              </w:rPr>
-              <w:t>S02</w:t>
-              <w:br/>
-            </w:r>
-            <w:r>
-              <w:rPr>
-                <w:b w:val="0"/>
-                <w:i w:val="0"/>
-                <w:color w:val="64748B"/>
-                <w:sz w:val="14"/>
-              </w:rPr>
-              <w:t>Éducation</w:t>
-            </w:r>
-          </w:p>
-        </w:tc>
-        <w:tc>
-          <w:tcPr>
-            <w:tcW w:type="dxa" w:w="1531"/>
-          </w:tcPr>
-          <w:p>
-            <w:r>
-              <w:rPr>
-                <w:b/>
-                <w:i w:val="0"/>
-                <w:color w:val="16A34A"/>
-                <w:sz w:val="16"/>
-              </w:rPr>
-              <w:t>—</w:t>
-            </w:r>
-          </w:p>
-        </w:tc>
-        <w:tc>
-          <w:tcPr>
-            <w:tcW w:type="dxa" w:w="1191"/>
-          </w:tcPr>
-          <w:p>
-            <w:r>
-              <w:rPr>
-                <w:b w:val="0"/>
-                <w:i w:val="0"/>
-                <w:color w:val="64748B"/>
-                <w:sz w:val="16"/>
-              </w:rPr>
-              <w:t>GT-CQ</w:t>
-            </w:r>
-          </w:p>
-        </w:tc>
-        <w:tc>
-          <w:tcPr>
-            <w:tcW w:type="dxa" w:w="4706"/>
-          </w:tcPr>
-          <w:p>
-            <w:r>
-              <w:rPr>
-                <w:b w:val="0"/>
-                <w:i w:val="0"/>
-                <w:sz w:val="17"/>
-              </w:rPr>
-              <w:t>veuillez, s'il vous plait, confirmer les frais de scolarité ( 2500 FCFA) payée de SEYNABOU SANKHANRE avec le QG ou apporter les corrections nécessaires.</w:t>
             </w:r>
           </w:p>
         </w:tc>
